--- a/src/igualdad-genero-pal/assets/docs/u1t6-Persona-Derechos-Humanos-Plantilla-Word.docx
+++ b/src/igualdad-genero-pal/assets/docs/u1t6-Persona-Derechos-Humanos-Plantilla-Word.docx
@@ -1,6 +1,6 @@
 
 <file path=word/document.xml><?xml version="1.0" encoding="utf-8"?>
-<w:document xmlns:wpc="http://schemas.microsoft.com/office/word/2010/wordprocessingCanvas" xmlns:cx="http://schemas.microsoft.com/office/drawing/2014/chartex" xmlns:cx1="http://schemas.microsoft.com/office/drawing/2015/9/8/chartex" xmlns:cx2="http://schemas.microsoft.com/office/drawing/2015/10/21/chartex" xmlns:cx3="http://schemas.microsoft.com/office/drawing/2016/5/9/chartex" xmlns:cx4="http://schemas.microsoft.com/office/drawing/2016/5/10/chartex" xmlns:cx5="http://schemas.microsoft.com/office/drawing/2016/5/11/chartex" xmlns:cx6="http://schemas.microsoft.com/office/drawing/2016/5/12/chartex" xmlns:cx7="http://schemas.microsoft.com/office/drawing/2016/5/13/chartex" xmlns:cx8="http://schemas.microsoft.com/office/drawing/2016/5/14/chartex" xmlns:mc="http://schemas.openxmlformats.org/markup-compatibility/2006" xmlns:aink="http://schemas.microsoft.com/office/drawing/2016/ink" xmlns:am3d="http://schemas.microsoft.com/office/drawing/2017/model3d" xmlns:o="urn:schemas-microsoft-com:office:office" xmlns:oel="http://schemas.microsoft.com/office/2019/extlst" xmlns:r="http://schemas.openxmlformats.org/officeDocument/2006/relationships" xmlns:m="http://schemas.openxmlformats.org/officeDocument/2006/math" xmlns:v="urn:schemas-microsoft-com:vml" xmlns:wp14="http://schemas.microsoft.com/office/word/2010/wordprocessingDrawing" xmlns:wp="http://schemas.openxmlformats.org/drawingml/2006/wordprocessingDrawing" xmlns:w10="urn:schemas-microsoft-com:office:word" xmlns:w="http://schemas.openxmlformats.org/wordprocessingml/2006/main" xmlns:w14="http://schemas.microsoft.com/office/word/2010/wordml" xmlns:w15="http://schemas.microsoft.com/office/word/2012/wordml" xmlns:w16cex="http://schemas.microsoft.com/office/word/2018/wordml/cex" xmlns:w16cid="http://schemas.microsoft.com/office/word/2016/wordml/cid" xmlns:w16="http://schemas.microsoft.com/office/word/2018/wordml" xmlns:w16du="http://schemas.microsoft.com/office/word/2023/wordml/word16du" xmlns:w16sdtdh="http://schemas.microsoft.com/office/word/2020/wordml/sdtdatahash" xmlns:w16sdtfl="http://schemas.microsoft.com/office/word/2024/wordml/sdtformatlock" xmlns:w16se="http://schemas.microsoft.com/office/word/2015/wordml/symex" xmlns:wpg="http://schemas.microsoft.com/office/word/2010/wordprocessingGroup" xmlns:wpi="http://schemas.microsoft.com/office/word/2010/wordprocessingInk" xmlns:wne="http://schemas.microsoft.com/office/word/2006/wordml" xmlns:wps="http://schemas.microsoft.com/office/word/2010/wordprocessingShape" mc:Ignorable="w14 w15 w16se w16cid w16 w16cex w16sdtdh w16sdtfl w16du wp14">
+<w:document xmlns:wpc="http://schemas.microsoft.com/office/word/2010/wordprocessingCanvas" xmlns:cx="http://schemas.microsoft.com/office/drawing/2014/chartex" xmlns:cx1="http://schemas.microsoft.com/office/drawing/2015/9/8/chartex" xmlns:cx2="http://schemas.microsoft.com/office/drawing/2015/10/21/chartex" xmlns:cx3="http://schemas.microsoft.com/office/drawing/2016/5/9/chartex" xmlns:cx4="http://schemas.microsoft.com/office/drawing/2016/5/10/chartex" xmlns:cx5="http://schemas.microsoft.com/office/drawing/2016/5/11/chartex" xmlns:cx6="http://schemas.microsoft.com/office/drawing/2016/5/12/chartex" xmlns:cx7="http://schemas.microsoft.com/office/drawing/2016/5/13/chartex" xmlns:cx8="http://schemas.microsoft.com/office/drawing/2016/5/14/chartex" xmlns:mc="http://schemas.openxmlformats.org/markup-compatibility/2006" xmlns:aink="http://schemas.microsoft.com/office/drawing/2016/ink" xmlns:am3d="http://schemas.microsoft.com/office/drawing/2017/model3d" xmlns:o="urn:schemas-microsoft-com:office:office" xmlns:r="http://schemas.openxmlformats.org/officeDocument/2006/relationships" xmlns:m="http://schemas.openxmlformats.org/officeDocument/2006/math" xmlns:v="urn:schemas-microsoft-com:vml" xmlns:wp14="http://schemas.microsoft.com/office/word/2010/wordprocessingDrawing" xmlns:wp="http://schemas.openxmlformats.org/drawingml/2006/wordprocessingDrawing" xmlns:w10="urn:schemas-microsoft-com:office:word" xmlns:w="http://schemas.openxmlformats.org/wordprocessingml/2006/main" xmlns:w14="http://schemas.microsoft.com/office/word/2010/wordml" xmlns:w15="http://schemas.microsoft.com/office/word/2012/wordml" xmlns:w16cex="http://schemas.microsoft.com/office/word/2018/wordml/cex" xmlns:w16cid="http://schemas.microsoft.com/office/word/2016/wordml/cid" xmlns:w16="http://schemas.microsoft.com/office/word/2018/wordml" xmlns:w16sdtdh="http://schemas.microsoft.com/office/word/2020/wordml/sdtdatahash" xmlns:w16se="http://schemas.microsoft.com/office/word/2015/wordml/symex" xmlns:wpg="http://schemas.microsoft.com/office/word/2010/wordprocessingGroup" xmlns:wpi="http://schemas.microsoft.com/office/word/2010/wordprocessingInk" xmlns:wne="http://schemas.microsoft.com/office/word/2006/wordml" xmlns:wps="http://schemas.microsoft.com/office/word/2010/wordprocessingShape" mc:Ignorable="w14 w15 w16se w16cid w16 w16cex w16sdtdh wp14">
   <w:body>
     <w:p>
       <w:pPr>
@@ -13,939 +13,1275 @@
     </w:p>
     <w:p>
       <w:pPr>
-        <w:spacing w:after="184"/>
+        <w:jc w:val="center"/>
         <w:rPr>
-          <w:rFonts w:ascii="Arial" w:hAnsi="Arial" w:cs="Arial"/>
+          <w:b/>
+          <w:bCs/>
+          <w:sz w:val="32"/>
+          <w:szCs w:val="32"/>
+          <w:lang w:val="es-ES_tradnl"/>
         </w:rPr>
       </w:pPr>
       <w:r>
         <w:rPr>
-          <w:rFonts w:ascii="Arial" w:hAnsi="Arial" w:cs="Arial"/>
-          <w:sz w:val="24"/>
+          <w:b/>
+          <w:bCs/>
+          <w:sz w:val="32"/>
+          <w:szCs w:val="32"/>
+          <w:lang w:val="es-ES_tradnl"/>
         </w:rPr>
-        <w:t xml:space="preserve">6.2 </w:t>
+        <w:t>REFLEXIÓN FINAL PERSPECTIVA DE GÉNERO</w:t>
       </w:r>
+    </w:p>
+    <w:p>
+      <w:pPr>
+        <w:jc w:val="center"/>
+        <w:rPr>
+          <w:lang w:val="es-ES_tradnl"/>
+        </w:rPr>
+      </w:pPr>
       <w:r>
         <w:rPr>
-          <w:rFonts w:ascii="Arial" w:hAnsi="Arial" w:cs="Arial"/>
-          <w:sz w:val="24"/>
+          <w:lang w:val="es-ES_tradnl"/>
         </w:rPr>
-        <w:t xml:space="preserve">Plantilla Word para trabajar el video “Mansplaining” PERSONA. </w:t>
+        <w:t>ESCALA ESTIMATIVA</w:t>
+      </w:r>
+    </w:p>
+    <w:p>
+      <w:pPr>
+        <w:jc w:val="center"/>
+        <w:rPr>
+          <w:lang w:val="es-ES_tradnl"/>
+        </w:rPr>
+      </w:pPr>
+    </w:p>
+    <w:tbl>
+      <w:tblPr>
+        <w:tblStyle w:val="Tablaconcuadrcula"/>
+        <w:tblW w:w="8899" w:type="dxa"/>
+        <w:tblLook w:val="04A0" w:firstRow="1" w:lastRow="0" w:firstColumn="1" w:lastColumn="0" w:noHBand="0" w:noVBand="1"/>
+      </w:tblPr>
+      <w:tblGrid>
+        <w:gridCol w:w="2623"/>
+        <w:gridCol w:w="1088"/>
+        <w:gridCol w:w="1219"/>
+        <w:gridCol w:w="1312"/>
+        <w:gridCol w:w="1343"/>
+        <w:gridCol w:w="1314"/>
+      </w:tblGrid>
+      <w:tr>
+        <w:tc>
+          <w:tcPr>
+            <w:tcW w:w="2965" w:type="dxa"/>
+          </w:tcPr>
+          <w:p>
+            <w:pPr>
+              <w:jc w:val="both"/>
+              <w:rPr>
+                <w:lang w:val="es-ES_tradnl"/>
+              </w:rPr>
+            </w:pPr>
+          </w:p>
+        </w:tc>
+        <w:tc>
+          <w:tcPr>
+            <w:tcW w:w="236" w:type="dxa"/>
+            <w:vAlign w:val="center"/>
+          </w:tcPr>
+          <w:p>
+            <w:pPr>
+              <w:jc w:val="center"/>
+              <w:rPr>
+                <w:b/>
+                <w:bCs/>
+                <w:lang w:val="es-ES_tradnl"/>
+              </w:rPr>
+            </w:pPr>
+            <w:r>
+              <w:rPr>
+                <w:b/>
+                <w:bCs/>
+                <w:lang w:val="es-ES_tradnl"/>
+              </w:rPr>
+              <w:t>Excelente</w:t>
+            </w:r>
+          </w:p>
+        </w:tc>
+        <w:tc>
+          <w:tcPr>
+            <w:tcW w:w="1394" w:type="dxa"/>
+            <w:vAlign w:val="center"/>
+          </w:tcPr>
+          <w:p>
+            <w:pPr>
+              <w:jc w:val="center"/>
+              <w:rPr>
+                <w:b/>
+                <w:bCs/>
+                <w:lang w:val="es-ES_tradnl"/>
+              </w:rPr>
+            </w:pPr>
+            <w:r>
+              <w:rPr>
+                <w:b/>
+                <w:bCs/>
+                <w:lang w:val="es-ES_tradnl"/>
+              </w:rPr>
+              <w:t>Bien</w:t>
+            </w:r>
+          </w:p>
+        </w:tc>
+        <w:tc>
+          <w:tcPr>
+            <w:tcW w:w="1430" w:type="dxa"/>
+            <w:vAlign w:val="center"/>
+          </w:tcPr>
+          <w:p>
+            <w:pPr>
+              <w:jc w:val="center"/>
+              <w:rPr>
+                <w:b/>
+                <w:bCs/>
+                <w:lang w:val="es-ES_tradnl"/>
+              </w:rPr>
+            </w:pPr>
+            <w:r>
+              <w:rPr>
+                <w:b/>
+                <w:bCs/>
+                <w:lang w:val="es-ES_tradnl"/>
+              </w:rPr>
+              <w:t>Regular</w:t>
+            </w:r>
+          </w:p>
+        </w:tc>
+        <w:tc>
+          <w:tcPr>
+            <w:tcW w:w="1444" w:type="dxa"/>
+            <w:vAlign w:val="center"/>
+          </w:tcPr>
+          <w:p>
+            <w:pPr>
+              <w:jc w:val="center"/>
+              <w:rPr>
+                <w:b/>
+                <w:bCs/>
+                <w:lang w:val="es-ES_tradnl"/>
+              </w:rPr>
+            </w:pPr>
+            <w:r>
+              <w:rPr>
+                <w:b/>
+                <w:bCs/>
+                <w:lang w:val="es-ES_tradnl"/>
+              </w:rPr>
+              <w:t>Necesita mejorar</w:t>
+            </w:r>
+          </w:p>
+        </w:tc>
+        <w:tc>
+          <w:tcPr>
+            <w:tcW w:w="1430" w:type="dxa"/>
+            <w:vAlign w:val="center"/>
+          </w:tcPr>
+          <w:p>
+            <w:pPr>
+              <w:jc w:val="center"/>
+              <w:rPr>
+                <w:b/>
+                <w:bCs/>
+                <w:lang w:val="es-ES_tradnl"/>
+              </w:rPr>
+            </w:pPr>
+            <w:r>
+              <w:rPr>
+                <w:b/>
+                <w:bCs/>
+                <w:lang w:val="es-ES_tradnl"/>
+              </w:rPr>
+              <w:t>Puntaje</w:t>
+            </w:r>
+          </w:p>
+        </w:tc>
+      </w:tr>
+      <w:tr>
+        <w:tc>
+          <w:tcPr>
+            <w:tcW w:w="2965" w:type="dxa"/>
+          </w:tcPr>
+          <w:p>
+            <w:pPr>
+              <w:jc w:val="both"/>
+              <w:rPr>
+                <w:lang w:val="es-ES_tradnl"/>
+              </w:rPr>
+            </w:pPr>
+            <w:r>
+              <w:rPr>
+                <w:b/>
+                <w:bCs/>
+                <w:lang w:val="es-ES_tradnl"/>
+              </w:rPr>
+              <w:t>1.</w:t>
+            </w:r>
+            <w:r>
+              <w:rPr>
+                <w:lang w:val="es-ES_tradnl"/>
+              </w:rPr>
+              <w:t>Contiene título y nombre del alumnado.</w:t>
+            </w:r>
+          </w:p>
+        </w:tc>
+        <w:tc>
+          <w:tcPr>
+            <w:tcW w:w="236" w:type="dxa"/>
+            <w:vAlign w:val="center"/>
+          </w:tcPr>
+          <w:p>
+            <w:pPr>
+              <w:jc w:val="center"/>
+              <w:rPr>
+                <w:lang w:val="es-ES_tradnl"/>
+              </w:rPr>
+            </w:pPr>
+            <w:r>
+              <w:rPr>
+                <w:lang w:val="es-ES_tradnl"/>
+              </w:rPr>
+              <w:t>4</w:t>
+            </w:r>
+          </w:p>
+        </w:tc>
+        <w:tc>
+          <w:tcPr>
+            <w:tcW w:w="1394" w:type="dxa"/>
+            <w:vAlign w:val="center"/>
+          </w:tcPr>
+          <w:p>
+            <w:pPr>
+              <w:jc w:val="center"/>
+              <w:rPr>
+                <w:lang w:val="es-ES_tradnl"/>
+              </w:rPr>
+            </w:pPr>
+            <w:r>
+              <w:rPr>
+                <w:lang w:val="es-ES_tradnl"/>
+              </w:rPr>
+              <w:t>3</w:t>
+            </w:r>
+          </w:p>
+        </w:tc>
+        <w:tc>
+          <w:tcPr>
+            <w:tcW w:w="1430" w:type="dxa"/>
+            <w:vAlign w:val="center"/>
+          </w:tcPr>
+          <w:p>
+            <w:pPr>
+              <w:jc w:val="center"/>
+              <w:rPr>
+                <w:lang w:val="es-ES_tradnl"/>
+              </w:rPr>
+            </w:pPr>
+            <w:r>
+              <w:rPr>
+                <w:lang w:val="es-ES_tradnl"/>
+              </w:rPr>
+              <w:t>2</w:t>
+            </w:r>
+          </w:p>
+        </w:tc>
+        <w:tc>
+          <w:tcPr>
+            <w:tcW w:w="1444" w:type="dxa"/>
+            <w:vAlign w:val="center"/>
+          </w:tcPr>
+          <w:p>
+            <w:pPr>
+              <w:jc w:val="center"/>
+              <w:rPr>
+                <w:lang w:val="es-ES_tradnl"/>
+              </w:rPr>
+            </w:pPr>
+            <w:r>
+              <w:rPr>
+                <w:lang w:val="es-ES_tradnl"/>
+              </w:rPr>
+              <w:t>1</w:t>
+            </w:r>
+          </w:p>
+        </w:tc>
+        <w:tc>
+          <w:tcPr>
+            <w:tcW w:w="1430" w:type="dxa"/>
+            <w:vAlign w:val="center"/>
+          </w:tcPr>
+          <w:p>
+            <w:pPr>
+              <w:jc w:val="center"/>
+              <w:rPr>
+                <w:lang w:val="es-ES_tradnl"/>
+              </w:rPr>
+            </w:pPr>
+          </w:p>
+        </w:tc>
+      </w:tr>
+      <w:tr>
+        <w:tc>
+          <w:tcPr>
+            <w:tcW w:w="2965" w:type="dxa"/>
+          </w:tcPr>
+          <w:p>
+            <w:pPr>
+              <w:jc w:val="both"/>
+              <w:rPr>
+                <w:lang w:val="es-ES_tradnl"/>
+              </w:rPr>
+            </w:pPr>
+            <w:r>
+              <w:rPr>
+                <w:b/>
+                <w:bCs/>
+                <w:lang w:val="es-ES_tradnl"/>
+              </w:rPr>
+              <w:t>2.</w:t>
+            </w:r>
+            <w:r>
+              <w:rPr>
+                <w:lang w:val="es-ES_tradnl"/>
+              </w:rPr>
+              <w:t>La reflexión es una cuartilla completa.</w:t>
+            </w:r>
+          </w:p>
+        </w:tc>
+        <w:tc>
+          <w:tcPr>
+            <w:tcW w:w="236" w:type="dxa"/>
+            <w:vAlign w:val="center"/>
+          </w:tcPr>
+          <w:p>
+            <w:pPr>
+              <w:jc w:val="center"/>
+              <w:rPr>
+                <w:lang w:val="es-ES_tradnl"/>
+              </w:rPr>
+            </w:pPr>
+            <w:r>
+              <w:rPr>
+                <w:lang w:val="es-ES_tradnl"/>
+              </w:rPr>
+              <w:t>4</w:t>
+            </w:r>
+          </w:p>
+        </w:tc>
+        <w:tc>
+          <w:tcPr>
+            <w:tcW w:w="1394" w:type="dxa"/>
+            <w:vAlign w:val="center"/>
+          </w:tcPr>
+          <w:p>
+            <w:pPr>
+              <w:jc w:val="center"/>
+              <w:rPr>
+                <w:lang w:val="es-ES_tradnl"/>
+              </w:rPr>
+            </w:pPr>
+            <w:r>
+              <w:rPr>
+                <w:lang w:val="es-ES_tradnl"/>
+              </w:rPr>
+              <w:t>3</w:t>
+            </w:r>
+          </w:p>
+        </w:tc>
+        <w:tc>
+          <w:tcPr>
+            <w:tcW w:w="1430" w:type="dxa"/>
+            <w:vAlign w:val="center"/>
+          </w:tcPr>
+          <w:p>
+            <w:pPr>
+              <w:jc w:val="center"/>
+              <w:rPr>
+                <w:lang w:val="es-ES_tradnl"/>
+              </w:rPr>
+            </w:pPr>
+            <w:r>
+              <w:rPr>
+                <w:lang w:val="es-ES_tradnl"/>
+              </w:rPr>
+              <w:t>2</w:t>
+            </w:r>
+          </w:p>
+        </w:tc>
+        <w:tc>
+          <w:tcPr>
+            <w:tcW w:w="1444" w:type="dxa"/>
+            <w:vAlign w:val="center"/>
+          </w:tcPr>
+          <w:p>
+            <w:pPr>
+              <w:jc w:val="center"/>
+              <w:rPr>
+                <w:lang w:val="es-ES_tradnl"/>
+              </w:rPr>
+            </w:pPr>
+            <w:r>
+              <w:rPr>
+                <w:lang w:val="es-ES_tradnl"/>
+              </w:rPr>
+              <w:t>1</w:t>
+            </w:r>
+          </w:p>
+        </w:tc>
+        <w:tc>
+          <w:tcPr>
+            <w:tcW w:w="1430" w:type="dxa"/>
+            <w:vAlign w:val="center"/>
+          </w:tcPr>
+          <w:p>
+            <w:pPr>
+              <w:jc w:val="center"/>
+              <w:rPr>
+                <w:lang w:val="es-ES_tradnl"/>
+              </w:rPr>
+            </w:pPr>
+          </w:p>
+        </w:tc>
+      </w:tr>
+      <w:tr>
+        <w:tc>
+          <w:tcPr>
+            <w:tcW w:w="2965" w:type="dxa"/>
+          </w:tcPr>
+          <w:p>
+            <w:pPr>
+              <w:jc w:val="both"/>
+              <w:rPr>
+                <w:lang w:val="es-ES_tradnl"/>
+              </w:rPr>
+            </w:pPr>
+            <w:r>
+              <w:rPr>
+                <w:b/>
+                <w:bCs/>
+                <w:lang w:val="es-ES_tradnl"/>
+              </w:rPr>
+              <w:t>3.</w:t>
+            </w:r>
+            <w:r>
+              <w:rPr>
+                <w:lang w:val="es-ES_tradnl"/>
+              </w:rPr>
+              <w:t>La información incluida responde a las tres preguntas guías.</w:t>
+            </w:r>
+          </w:p>
+        </w:tc>
+        <w:tc>
+          <w:tcPr>
+            <w:tcW w:w="236" w:type="dxa"/>
+            <w:vAlign w:val="center"/>
+          </w:tcPr>
+          <w:p>
+            <w:pPr>
+              <w:jc w:val="center"/>
+              <w:rPr>
+                <w:lang w:val="es-ES_tradnl"/>
+              </w:rPr>
+            </w:pPr>
+            <w:r>
+              <w:rPr>
+                <w:lang w:val="es-ES_tradnl"/>
+              </w:rPr>
+              <w:t>5</w:t>
+            </w:r>
+          </w:p>
+        </w:tc>
+        <w:tc>
+          <w:tcPr>
+            <w:tcW w:w="1394" w:type="dxa"/>
+            <w:vAlign w:val="center"/>
+          </w:tcPr>
+          <w:p>
+            <w:pPr>
+              <w:jc w:val="center"/>
+              <w:rPr>
+                <w:lang w:val="es-ES_tradnl"/>
+              </w:rPr>
+            </w:pPr>
+            <w:r>
+              <w:rPr>
+                <w:lang w:val="es-ES_tradnl"/>
+              </w:rPr>
+              <w:t>4</w:t>
+            </w:r>
+          </w:p>
+        </w:tc>
+        <w:tc>
+          <w:tcPr>
+            <w:tcW w:w="1430" w:type="dxa"/>
+            <w:vAlign w:val="center"/>
+          </w:tcPr>
+          <w:p>
+            <w:pPr>
+              <w:jc w:val="center"/>
+              <w:rPr>
+                <w:lang w:val="es-ES_tradnl"/>
+              </w:rPr>
+            </w:pPr>
+            <w:r>
+              <w:rPr>
+                <w:lang w:val="es-ES_tradnl"/>
+              </w:rPr>
+              <w:t>3</w:t>
+            </w:r>
+          </w:p>
+        </w:tc>
+        <w:tc>
+          <w:tcPr>
+            <w:tcW w:w="1444" w:type="dxa"/>
+            <w:vAlign w:val="center"/>
+          </w:tcPr>
+          <w:p>
+            <w:pPr>
+              <w:jc w:val="center"/>
+              <w:rPr>
+                <w:lang w:val="es-ES_tradnl"/>
+              </w:rPr>
+            </w:pPr>
+            <w:r>
+              <w:rPr>
+                <w:lang w:val="es-ES_tradnl"/>
+              </w:rPr>
+              <w:t>2</w:t>
+            </w:r>
+          </w:p>
+        </w:tc>
+        <w:tc>
+          <w:tcPr>
+            <w:tcW w:w="1430" w:type="dxa"/>
+            <w:vAlign w:val="center"/>
+          </w:tcPr>
+          <w:p>
+            <w:pPr>
+              <w:jc w:val="center"/>
+              <w:rPr>
+                <w:lang w:val="es-ES_tradnl"/>
+              </w:rPr>
+            </w:pPr>
+          </w:p>
+        </w:tc>
+      </w:tr>
+      <w:tr>
+        <w:tc>
+          <w:tcPr>
+            <w:tcW w:w="2965" w:type="dxa"/>
+          </w:tcPr>
+          <w:p>
+            <w:pPr>
+              <w:jc w:val="both"/>
+              <w:rPr>
+                <w:lang w:val="es-ES_tradnl"/>
+              </w:rPr>
+            </w:pPr>
+            <w:r>
+              <w:rPr>
+                <w:b/>
+                <w:bCs/>
+                <w:lang w:val="es-ES_tradnl"/>
+              </w:rPr>
+              <w:t>4.</w:t>
+            </w:r>
+            <w:r>
+              <w:rPr>
+                <w:lang w:val="es-ES_tradnl"/>
+              </w:rPr>
+              <w:t>La redacción es coherente.</w:t>
+            </w:r>
+          </w:p>
+        </w:tc>
+        <w:tc>
+          <w:tcPr>
+            <w:tcW w:w="236" w:type="dxa"/>
+            <w:vAlign w:val="center"/>
+          </w:tcPr>
+          <w:p>
+            <w:pPr>
+              <w:jc w:val="center"/>
+              <w:rPr>
+                <w:lang w:val="es-ES_tradnl"/>
+              </w:rPr>
+            </w:pPr>
+            <w:r>
+              <w:rPr>
+                <w:lang w:val="es-ES_tradnl"/>
+              </w:rPr>
+              <w:t>4</w:t>
+            </w:r>
+          </w:p>
+        </w:tc>
+        <w:tc>
+          <w:tcPr>
+            <w:tcW w:w="1394" w:type="dxa"/>
+            <w:vAlign w:val="center"/>
+          </w:tcPr>
+          <w:p>
+            <w:pPr>
+              <w:jc w:val="center"/>
+              <w:rPr>
+                <w:lang w:val="es-ES_tradnl"/>
+              </w:rPr>
+            </w:pPr>
+            <w:r>
+              <w:rPr>
+                <w:lang w:val="es-ES_tradnl"/>
+              </w:rPr>
+              <w:t>3</w:t>
+            </w:r>
+          </w:p>
+        </w:tc>
+        <w:tc>
+          <w:tcPr>
+            <w:tcW w:w="1430" w:type="dxa"/>
+            <w:vAlign w:val="center"/>
+          </w:tcPr>
+          <w:p>
+            <w:pPr>
+              <w:jc w:val="center"/>
+              <w:rPr>
+                <w:lang w:val="es-ES_tradnl"/>
+              </w:rPr>
+            </w:pPr>
+            <w:r>
+              <w:rPr>
+                <w:lang w:val="es-ES_tradnl"/>
+              </w:rPr>
+              <w:t>2</w:t>
+            </w:r>
+          </w:p>
+        </w:tc>
+        <w:tc>
+          <w:tcPr>
+            <w:tcW w:w="1444" w:type="dxa"/>
+            <w:vAlign w:val="center"/>
+          </w:tcPr>
+          <w:p>
+            <w:pPr>
+              <w:jc w:val="center"/>
+              <w:rPr>
+                <w:lang w:val="es-ES_tradnl"/>
+              </w:rPr>
+            </w:pPr>
+            <w:r>
+              <w:rPr>
+                <w:lang w:val="es-ES_tradnl"/>
+              </w:rPr>
+              <w:t>1</w:t>
+            </w:r>
+          </w:p>
+        </w:tc>
+        <w:tc>
+          <w:tcPr>
+            <w:tcW w:w="1430" w:type="dxa"/>
+            <w:vAlign w:val="center"/>
+          </w:tcPr>
+          <w:p>
+            <w:pPr>
+              <w:jc w:val="center"/>
+              <w:rPr>
+                <w:lang w:val="es-ES_tradnl"/>
+              </w:rPr>
+            </w:pPr>
+          </w:p>
+        </w:tc>
+      </w:tr>
+      <w:tr>
+        <w:tc>
+          <w:tcPr>
+            <w:tcW w:w="2965" w:type="dxa"/>
+          </w:tcPr>
+          <w:p>
+            <w:pPr>
+              <w:jc w:val="both"/>
+              <w:rPr>
+                <w:lang w:val="es-ES_tradnl"/>
+              </w:rPr>
+            </w:pPr>
+            <w:r>
+              <w:rPr>
+                <w:b/>
+                <w:bCs/>
+                <w:lang w:val="es-ES_tradnl"/>
+              </w:rPr>
+              <w:t>5.</w:t>
+            </w:r>
+            <w:r>
+              <w:rPr>
+                <w:lang w:val="es-ES_tradnl"/>
+              </w:rPr>
+              <w:t>Utiliza referencias bibliográficas.</w:t>
+            </w:r>
+          </w:p>
+        </w:tc>
+        <w:tc>
+          <w:tcPr>
+            <w:tcW w:w="236" w:type="dxa"/>
+            <w:vAlign w:val="center"/>
+          </w:tcPr>
+          <w:p>
+            <w:pPr>
+              <w:jc w:val="center"/>
+              <w:rPr>
+                <w:lang w:val="es-ES_tradnl"/>
+              </w:rPr>
+            </w:pPr>
+            <w:r>
+              <w:rPr>
+                <w:lang w:val="es-ES_tradnl"/>
+              </w:rPr>
+              <w:t>4</w:t>
+            </w:r>
+          </w:p>
+        </w:tc>
+        <w:tc>
+          <w:tcPr>
+            <w:tcW w:w="1394" w:type="dxa"/>
+            <w:vAlign w:val="center"/>
+          </w:tcPr>
+          <w:p>
+            <w:pPr>
+              <w:jc w:val="center"/>
+              <w:rPr>
+                <w:lang w:val="es-ES_tradnl"/>
+              </w:rPr>
+            </w:pPr>
+            <w:r>
+              <w:rPr>
+                <w:lang w:val="es-ES_tradnl"/>
+              </w:rPr>
+              <w:t>3</w:t>
+            </w:r>
+          </w:p>
+        </w:tc>
+        <w:tc>
+          <w:tcPr>
+            <w:tcW w:w="1430" w:type="dxa"/>
+            <w:vAlign w:val="center"/>
+          </w:tcPr>
+          <w:p>
+            <w:pPr>
+              <w:jc w:val="center"/>
+              <w:rPr>
+                <w:lang w:val="es-ES_tradnl"/>
+              </w:rPr>
+            </w:pPr>
+            <w:r>
+              <w:rPr>
+                <w:lang w:val="es-ES_tradnl"/>
+              </w:rPr>
+              <w:t>2</w:t>
+            </w:r>
+          </w:p>
+        </w:tc>
+        <w:tc>
+          <w:tcPr>
+            <w:tcW w:w="1444" w:type="dxa"/>
+            <w:vAlign w:val="center"/>
+          </w:tcPr>
+          <w:p>
+            <w:pPr>
+              <w:jc w:val="center"/>
+              <w:rPr>
+                <w:lang w:val="es-ES_tradnl"/>
+              </w:rPr>
+            </w:pPr>
+            <w:r>
+              <w:rPr>
+                <w:lang w:val="es-ES_tradnl"/>
+              </w:rPr>
+              <w:t>1</w:t>
+            </w:r>
+          </w:p>
+        </w:tc>
+        <w:tc>
+          <w:tcPr>
+            <w:tcW w:w="1430" w:type="dxa"/>
+            <w:vAlign w:val="center"/>
+          </w:tcPr>
+          <w:p>
+            <w:pPr>
+              <w:jc w:val="center"/>
+              <w:rPr>
+                <w:lang w:val="es-ES_tradnl"/>
+              </w:rPr>
+            </w:pPr>
+          </w:p>
+        </w:tc>
+      </w:tr>
+      <w:tr>
+        <w:tc>
+          <w:tcPr>
+            <w:tcW w:w="2965" w:type="dxa"/>
+          </w:tcPr>
+          <w:p>
+            <w:pPr>
+              <w:jc w:val="both"/>
+              <w:rPr>
+                <w:lang w:val="es-ES_tradnl"/>
+              </w:rPr>
+            </w:pPr>
+            <w:r>
+              <w:rPr>
+                <w:b/>
+                <w:bCs/>
+                <w:lang w:val="es-ES_tradnl"/>
+              </w:rPr>
+              <w:t>6.</w:t>
+            </w:r>
+            <w:r>
+              <w:rPr>
+                <w:lang w:val="es-ES_tradnl"/>
+              </w:rPr>
+              <w:t>La redacción de la información es clara y se respetan las reglas de ortografía.</w:t>
+            </w:r>
+          </w:p>
+        </w:tc>
+        <w:tc>
+          <w:tcPr>
+            <w:tcW w:w="236" w:type="dxa"/>
+            <w:vAlign w:val="center"/>
+          </w:tcPr>
+          <w:p>
+            <w:pPr>
+              <w:jc w:val="center"/>
+              <w:rPr>
+                <w:lang w:val="es-ES_tradnl"/>
+              </w:rPr>
+            </w:pPr>
+            <w:r>
+              <w:rPr>
+                <w:lang w:val="es-ES_tradnl"/>
+              </w:rPr>
+              <w:t>4</w:t>
+            </w:r>
+          </w:p>
+        </w:tc>
+        <w:tc>
+          <w:tcPr>
+            <w:tcW w:w="1394" w:type="dxa"/>
+            <w:vAlign w:val="center"/>
+          </w:tcPr>
+          <w:p>
+            <w:pPr>
+              <w:jc w:val="center"/>
+              <w:rPr>
+                <w:lang w:val="es-ES_tradnl"/>
+              </w:rPr>
+            </w:pPr>
+            <w:r>
+              <w:rPr>
+                <w:lang w:val="es-ES_tradnl"/>
+              </w:rPr>
+              <w:t>3</w:t>
+            </w:r>
+          </w:p>
+        </w:tc>
+        <w:tc>
+          <w:tcPr>
+            <w:tcW w:w="1430" w:type="dxa"/>
+            <w:vAlign w:val="center"/>
+          </w:tcPr>
+          <w:p>
+            <w:pPr>
+              <w:jc w:val="center"/>
+              <w:rPr>
+                <w:lang w:val="es-ES_tradnl"/>
+              </w:rPr>
+            </w:pPr>
+            <w:r>
+              <w:rPr>
+                <w:lang w:val="es-ES_tradnl"/>
+              </w:rPr>
+              <w:t>2</w:t>
+            </w:r>
+          </w:p>
+        </w:tc>
+        <w:tc>
+          <w:tcPr>
+            <w:tcW w:w="1444" w:type="dxa"/>
+            <w:vAlign w:val="center"/>
+          </w:tcPr>
+          <w:p>
+            <w:pPr>
+              <w:jc w:val="center"/>
+              <w:rPr>
+                <w:lang w:val="es-ES_tradnl"/>
+              </w:rPr>
+            </w:pPr>
+            <w:r>
+              <w:rPr>
+                <w:lang w:val="es-ES_tradnl"/>
+              </w:rPr>
+              <w:t>1</w:t>
+            </w:r>
+          </w:p>
+        </w:tc>
+        <w:tc>
+          <w:tcPr>
+            <w:tcW w:w="1430" w:type="dxa"/>
+            <w:vAlign w:val="center"/>
+          </w:tcPr>
+          <w:p>
+            <w:pPr>
+              <w:jc w:val="center"/>
+              <w:rPr>
+                <w:lang w:val="es-ES_tradnl"/>
+              </w:rPr>
+            </w:pPr>
+          </w:p>
+        </w:tc>
+      </w:tr>
+      <w:tr>
+        <w:tc>
+          <w:tcPr>
+            <w:tcW w:w="2965" w:type="dxa"/>
+          </w:tcPr>
+          <w:p>
+            <w:pPr>
+              <w:jc w:val="both"/>
+              <w:rPr>
+                <w:lang w:val="es-ES_tradnl"/>
+              </w:rPr>
+            </w:pPr>
+          </w:p>
+        </w:tc>
+        <w:tc>
+          <w:tcPr>
+            <w:tcW w:w="236" w:type="dxa"/>
+          </w:tcPr>
+          <w:p>
+            <w:pPr>
+              <w:jc w:val="both"/>
+              <w:rPr>
+                <w:lang w:val="es-ES_tradnl"/>
+              </w:rPr>
+            </w:pPr>
+          </w:p>
+        </w:tc>
+        <w:tc>
+          <w:tcPr>
+            <w:tcW w:w="1394" w:type="dxa"/>
+          </w:tcPr>
+          <w:p>
+            <w:pPr>
+              <w:jc w:val="both"/>
+              <w:rPr>
+                <w:lang w:val="es-ES_tradnl"/>
+              </w:rPr>
+            </w:pPr>
+          </w:p>
+        </w:tc>
+        <w:tc>
+          <w:tcPr>
+            <w:tcW w:w="1430" w:type="dxa"/>
+          </w:tcPr>
+          <w:p>
+            <w:pPr>
+              <w:jc w:val="both"/>
+              <w:rPr>
+                <w:lang w:val="es-ES_tradnl"/>
+              </w:rPr>
+            </w:pPr>
+          </w:p>
+        </w:tc>
+        <w:tc>
+          <w:tcPr>
+            <w:tcW w:w="1444" w:type="dxa"/>
+          </w:tcPr>
+          <w:p>
+            <w:pPr>
+              <w:jc w:val="center"/>
+              <w:rPr>
+                <w:b/>
+                <w:bCs/>
+                <w:lang w:val="es-ES_tradnl"/>
+              </w:rPr>
+            </w:pPr>
+            <w:r>
+              <w:rPr>
+                <w:b/>
+                <w:bCs/>
+                <w:lang w:val="es-ES_tradnl"/>
+              </w:rPr>
+              <w:t>TOTAL</w:t>
+            </w:r>
+          </w:p>
+        </w:tc>
+        <w:tc>
+          <w:tcPr>
+            <w:tcW w:w="1430" w:type="dxa"/>
+          </w:tcPr>
+          <w:p>
+            <w:pPr>
+              <w:jc w:val="both"/>
+              <w:rPr>
+                <w:lang w:val="es-ES_tradnl"/>
+              </w:rPr>
+            </w:pPr>
+          </w:p>
+        </w:tc>
+      </w:tr>
+    </w:tbl>
+    <w:p>
+      <w:pPr>
+        <w:jc w:val="both"/>
+        <w:rPr>
+          <w:lang w:val="es-ES_tradnl"/>
+        </w:rPr>
+      </w:pPr>
+    </w:p>
+    <w:p>
+      <w:pPr>
+        <w:jc w:val="both"/>
+        <w:rPr>
+          <w:lang w:val="es-ES_tradnl"/>
+        </w:rPr>
+      </w:pPr>
+    </w:p>
+    <w:p>
+      <w:pPr>
+        <w:jc w:val="center"/>
+        <w:rPr>
+          <w:lang w:val="es-ES_tradnl"/>
+        </w:rPr>
+      </w:pPr>
+      <w:r>
+        <w:rPr>
+          <w:lang w:val="es-ES_tradnl"/>
+        </w:rPr>
+        <w:t>CONVERTIDOR DE CALIFICACIÓN</w:t>
       </w:r>
     </w:p>
     <w:tbl>
       <w:tblPr>
-        <w:tblStyle w:val="TableGrid"/>
-        <w:tblW w:w="9062" w:type="dxa"/>
-        <w:tblInd w:w="5" w:type="dxa"/>
-        <w:tblCellMar>
-          <w:left w:w="110" w:type="dxa"/>
-          <w:right w:w="115" w:type="dxa"/>
-        </w:tblCellMar>
+        <w:tblStyle w:val="Tablaconcuadrcula"/>
+        <w:tblW w:w="0" w:type="auto"/>
         <w:tblLook w:val="04A0" w:firstRow="1" w:lastRow="0" w:firstColumn="1" w:lastColumn="0" w:noHBand="0" w:noVBand="1"/>
       </w:tblPr>
       <w:tblGrid>
-        <w:gridCol w:w="2493"/>
-        <w:gridCol w:w="2317"/>
-        <w:gridCol w:w="2126"/>
-        <w:gridCol w:w="2126"/>
+        <w:gridCol w:w="4414"/>
+        <w:gridCol w:w="4414"/>
       </w:tblGrid>
       <w:tr>
-        <w:trPr>
-          <w:trHeight w:val="2057"/>
-        </w:trPr>
-        <w:tc>
-          <w:tcPr>
-            <w:tcW w:w="2493" w:type="dxa"/>
-            <w:tcBorders>
-              <w:top w:val="single" w:sz="4" w:space="0" w:color="84E290"/>
-              <w:left w:val="single" w:sz="4" w:space="0" w:color="84E290"/>
-              <w:bottom w:val="single" w:sz="12" w:space="0" w:color="47D459"/>
-              <w:right w:val="single" w:sz="4" w:space="0" w:color="84E290"/>
-            </w:tcBorders>
-          </w:tcPr>
-          <w:p>
-            <w:pPr>
-              <w:ind w:left="1"/>
-              <w:rPr>
-                <w:rFonts w:ascii="Arial" w:hAnsi="Arial" w:cs="Arial"/>
-              </w:rPr>
-            </w:pPr>
-            <w:r>
-              <w:rPr>
-                <w:rFonts w:ascii="Arial" w:hAnsi="Arial" w:cs="Arial"/>
-                <w:sz w:val="24"/>
-              </w:rPr>
-              <w:t xml:space="preserve">   </w:t>
-            </w:r>
-            <w:r>
-              <w:rPr>
-                <w:rFonts w:ascii="Arial" w:hAnsi="Arial" w:cs="Arial"/>
+        <w:tc>
+          <w:tcPr>
+            <w:tcW w:w="4414" w:type="dxa"/>
+          </w:tcPr>
+          <w:p>
+            <w:pPr>
+              <w:jc w:val="center"/>
+              <w:rPr>
                 <w:b/>
-                <w:sz w:val="24"/>
-              </w:rPr>
-              <w:t xml:space="preserve"> </w:t>
-            </w:r>
-          </w:p>
-          <w:p>
-            <w:pPr>
-              <w:ind w:left="1"/>
-              <w:rPr>
-                <w:rFonts w:ascii="Arial" w:hAnsi="Arial" w:cs="Arial"/>
-              </w:rPr>
-            </w:pPr>
-            <w:r>
-              <w:rPr>
-                <w:rFonts w:ascii="Arial" w:hAnsi="Arial" w:cs="Arial"/>
+                <w:bCs/>
+                <w:lang w:val="es-ES_tradnl"/>
+              </w:rPr>
+            </w:pPr>
+            <w:r>
+              <w:rPr>
                 <w:b/>
-                <w:sz w:val="24"/>
-              </w:rPr>
-              <w:t xml:space="preserve">Acción o actitud </w:t>
-            </w:r>
-          </w:p>
-          <w:p>
-            <w:pPr>
-              <w:ind w:left="1"/>
-              <w:rPr>
-                <w:rFonts w:ascii="Arial" w:hAnsi="Arial" w:cs="Arial"/>
-              </w:rPr>
-            </w:pPr>
-            <w:r>
-              <w:rPr>
-                <w:rFonts w:ascii="Arial" w:hAnsi="Arial" w:cs="Arial"/>
+                <w:bCs/>
+                <w:lang w:val="es-ES_tradnl"/>
+              </w:rPr>
+              <w:t>PUNTAJE TOTAL</w:t>
+            </w:r>
+          </w:p>
+        </w:tc>
+        <w:tc>
+          <w:tcPr>
+            <w:tcW w:w="4414" w:type="dxa"/>
+          </w:tcPr>
+          <w:p>
+            <w:pPr>
+              <w:jc w:val="center"/>
+              <w:rPr>
                 <w:b/>
-                <w:sz w:val="24"/>
-              </w:rPr>
-              <w:t xml:space="preserve">identificada </w:t>
-            </w:r>
-          </w:p>
-          <w:p>
-            <w:pPr>
-              <w:ind w:left="1"/>
-              <w:rPr>
-                <w:rFonts w:ascii="Arial" w:hAnsi="Arial" w:cs="Arial"/>
-              </w:rPr>
-            </w:pPr>
-            <w:r>
-              <w:rPr>
-                <w:rFonts w:ascii="Arial" w:hAnsi="Arial" w:cs="Arial"/>
+                <w:bCs/>
+                <w:lang w:val="es-ES_tradnl"/>
+              </w:rPr>
+            </w:pPr>
+            <w:r>
+              <w:rPr>
                 <w:b/>
-                <w:sz w:val="24"/>
-              </w:rPr>
-              <w:t xml:space="preserve"> </w:t>
-            </w:r>
-          </w:p>
-        </w:tc>
-        <w:tc>
-          <w:tcPr>
-            <w:tcW w:w="2317" w:type="dxa"/>
-            <w:tcBorders>
-              <w:top w:val="single" w:sz="4" w:space="0" w:color="84E290"/>
-              <w:left w:val="single" w:sz="4" w:space="0" w:color="84E290"/>
-              <w:bottom w:val="single" w:sz="12" w:space="0" w:color="47D459"/>
-              <w:right w:val="single" w:sz="4" w:space="0" w:color="84E290"/>
-            </w:tcBorders>
-          </w:tcPr>
-          <w:p>
-            <w:pPr>
-              <w:spacing w:line="242" w:lineRule="auto"/>
-              <w:rPr>
-                <w:rFonts w:ascii="Arial" w:hAnsi="Arial" w:cs="Arial"/>
-              </w:rPr>
-            </w:pPr>
-            <w:r>
-              <w:rPr>
-                <w:rFonts w:ascii="Arial" w:hAnsi="Arial" w:cs="Arial"/>
-                <w:b/>
-                <w:sz w:val="24"/>
-              </w:rPr>
-              <w:t xml:space="preserve">¿Qué se observa en el video? </w:t>
-            </w:r>
-          </w:p>
-          <w:p>
-            <w:pPr>
-              <w:rPr>
-                <w:rFonts w:ascii="Arial" w:hAnsi="Arial" w:cs="Arial"/>
-              </w:rPr>
-            </w:pPr>
-            <w:r>
-              <w:rPr>
-                <w:rFonts w:ascii="Arial" w:hAnsi="Arial" w:cs="Arial"/>
-                <w:b/>
-                <w:sz w:val="24"/>
-              </w:rPr>
-              <w:t xml:space="preserve"> </w:t>
-            </w:r>
-          </w:p>
-        </w:tc>
-        <w:tc>
-          <w:tcPr>
-            <w:tcW w:w="2126" w:type="dxa"/>
-            <w:tcBorders>
-              <w:top w:val="single" w:sz="4" w:space="0" w:color="84E290"/>
-              <w:left w:val="single" w:sz="4" w:space="0" w:color="84E290"/>
-              <w:bottom w:val="single" w:sz="12" w:space="0" w:color="47D459"/>
-              <w:right w:val="single" w:sz="4" w:space="0" w:color="84E290"/>
-            </w:tcBorders>
-          </w:tcPr>
-          <w:p>
-            <w:pPr>
-              <w:spacing w:line="242" w:lineRule="auto"/>
-              <w:rPr>
-                <w:rFonts w:ascii="Arial" w:hAnsi="Arial" w:cs="Arial"/>
-              </w:rPr>
-            </w:pPr>
-            <w:r>
-              <w:rPr>
-                <w:rFonts w:ascii="Arial" w:hAnsi="Arial" w:cs="Arial"/>
-                <w:b/>
-                <w:sz w:val="24"/>
-              </w:rPr>
-              <w:t xml:space="preserve">¿Quién obstaculiza a la persona? </w:t>
-            </w:r>
-          </w:p>
-          <w:p>
-            <w:pPr>
-              <w:rPr>
-                <w:rFonts w:ascii="Arial" w:hAnsi="Arial" w:cs="Arial"/>
-              </w:rPr>
-            </w:pPr>
-            <w:r>
-              <w:rPr>
-                <w:rFonts w:ascii="Arial" w:hAnsi="Arial" w:cs="Arial"/>
-                <w:b/>
-                <w:sz w:val="24"/>
-              </w:rPr>
-              <w:t xml:space="preserve"> </w:t>
-            </w:r>
-          </w:p>
-        </w:tc>
-        <w:tc>
-          <w:tcPr>
-            <w:tcW w:w="2126" w:type="dxa"/>
-            <w:tcBorders>
-              <w:top w:val="single" w:sz="4" w:space="0" w:color="84E290"/>
-              <w:left w:val="single" w:sz="4" w:space="0" w:color="84E290"/>
-              <w:bottom w:val="single" w:sz="12" w:space="0" w:color="47D459"/>
-              <w:right w:val="single" w:sz="4" w:space="0" w:color="84E290"/>
-            </w:tcBorders>
-          </w:tcPr>
-          <w:p>
-            <w:pPr>
-              <w:spacing w:line="241" w:lineRule="auto"/>
-              <w:rPr>
-                <w:rFonts w:ascii="Arial" w:hAnsi="Arial" w:cs="Arial"/>
-              </w:rPr>
-            </w:pPr>
-            <w:r>
-              <w:rPr>
-                <w:rFonts w:ascii="Arial" w:hAnsi="Arial" w:cs="Arial"/>
-                <w:b/>
-                <w:sz w:val="24"/>
-              </w:rPr>
-              <w:t xml:space="preserve">Explica por qué consideras que obstaculiza el desarrollo de la persona </w:t>
-            </w:r>
-          </w:p>
-          <w:p>
-            <w:pPr>
-              <w:rPr>
-                <w:rFonts w:ascii="Arial" w:hAnsi="Arial" w:cs="Arial"/>
-              </w:rPr>
-            </w:pPr>
-            <w:r>
-              <w:rPr>
-                <w:rFonts w:ascii="Arial" w:hAnsi="Arial" w:cs="Arial"/>
-                <w:b/>
-                <w:sz w:val="24"/>
-              </w:rPr>
-              <w:t xml:space="preserve"> </w:t>
-            </w:r>
-          </w:p>
-          <w:p>
-            <w:pPr>
-              <w:rPr>
-                <w:rFonts w:ascii="Arial" w:hAnsi="Arial" w:cs="Arial"/>
-              </w:rPr>
-            </w:pPr>
-            <w:r>
-              <w:rPr>
-                <w:rFonts w:ascii="Arial" w:hAnsi="Arial" w:cs="Arial"/>
-                <w:b/>
-                <w:sz w:val="24"/>
-              </w:rPr>
-              <w:t xml:space="preserve"> </w:t>
+                <w:bCs/>
+                <w:lang w:val="es-ES_tradnl"/>
+              </w:rPr>
+              <w:t>CALIFICACIÓN</w:t>
             </w:r>
           </w:p>
         </w:tc>
       </w:tr>
       <w:tr>
-        <w:trPr>
-          <w:trHeight w:val="2638"/>
-        </w:trPr>
-        <w:tc>
-          <w:tcPr>
-            <w:tcW w:w="2493" w:type="dxa"/>
-            <w:tcBorders>
-              <w:top w:val="single" w:sz="12" w:space="0" w:color="47D459"/>
-              <w:left w:val="single" w:sz="4" w:space="0" w:color="84E290"/>
-              <w:bottom w:val="single" w:sz="12" w:space="0" w:color="47D459"/>
-              <w:right w:val="single" w:sz="4" w:space="0" w:color="84E290"/>
-            </w:tcBorders>
-          </w:tcPr>
-          <w:p>
-            <w:pPr>
-              <w:ind w:left="1"/>
-            </w:pPr>
-            <w:r>
-              <w:rPr>
-                <w:b/>
-                <w:sz w:val="24"/>
-              </w:rPr>
-              <w:t xml:space="preserve"> </w:t>
-            </w:r>
-          </w:p>
-        </w:tc>
-        <w:tc>
-          <w:tcPr>
-            <w:tcW w:w="2317" w:type="dxa"/>
-            <w:tcBorders>
-              <w:top w:val="single" w:sz="12" w:space="0" w:color="47D459"/>
-              <w:left w:val="single" w:sz="4" w:space="0" w:color="84E290"/>
-              <w:bottom w:val="single" w:sz="12" w:space="0" w:color="47D459"/>
-              <w:right w:val="single" w:sz="4" w:space="0" w:color="84E290"/>
-            </w:tcBorders>
-          </w:tcPr>
-          <w:p>
-            <w:r>
-              <w:rPr>
-                <w:sz w:val="24"/>
-              </w:rPr>
-              <w:t xml:space="preserve"> </w:t>
-            </w:r>
-          </w:p>
-        </w:tc>
-        <w:tc>
-          <w:tcPr>
-            <w:tcW w:w="2126" w:type="dxa"/>
-            <w:tcBorders>
-              <w:top w:val="single" w:sz="12" w:space="0" w:color="47D459"/>
-              <w:left w:val="single" w:sz="4" w:space="0" w:color="84E290"/>
-              <w:bottom w:val="single" w:sz="12" w:space="0" w:color="47D459"/>
-              <w:right w:val="single" w:sz="4" w:space="0" w:color="84E290"/>
-            </w:tcBorders>
-          </w:tcPr>
-          <w:p>
-            <w:r>
-              <w:rPr>
-                <w:sz w:val="24"/>
-              </w:rPr>
-              <w:t xml:space="preserve"> </w:t>
-            </w:r>
-          </w:p>
-        </w:tc>
-        <w:tc>
-          <w:tcPr>
-            <w:tcW w:w="2126" w:type="dxa"/>
-            <w:tcBorders>
-              <w:top w:val="single" w:sz="12" w:space="0" w:color="47D459"/>
-              <w:left w:val="single" w:sz="4" w:space="0" w:color="84E290"/>
-              <w:bottom w:val="single" w:sz="12" w:space="0" w:color="47D459"/>
-              <w:right w:val="single" w:sz="4" w:space="0" w:color="84E290"/>
-            </w:tcBorders>
-          </w:tcPr>
-          <w:p>
-            <w:r>
-              <w:rPr>
-                <w:sz w:val="24"/>
-              </w:rPr>
-              <w:t xml:space="preserve"> </w:t>
-            </w:r>
-          </w:p>
-          <w:p>
-            <w:r>
-              <w:rPr>
-                <w:sz w:val="24"/>
-              </w:rPr>
-              <w:t xml:space="preserve"> </w:t>
-            </w:r>
-          </w:p>
-          <w:p>
-            <w:r>
-              <w:rPr>
-                <w:sz w:val="24"/>
-              </w:rPr>
-              <w:t xml:space="preserve"> </w:t>
-            </w:r>
-          </w:p>
-          <w:p>
-            <w:r>
-              <w:rPr>
-                <w:sz w:val="24"/>
-              </w:rPr>
-              <w:t xml:space="preserve"> </w:t>
-            </w:r>
-          </w:p>
-          <w:p>
-            <w:r>
-              <w:rPr>
-                <w:sz w:val="24"/>
-              </w:rPr>
-              <w:t xml:space="preserve"> </w:t>
-            </w:r>
-          </w:p>
-          <w:p>
-            <w:r>
-              <w:rPr>
-                <w:sz w:val="24"/>
-              </w:rPr>
-              <w:t xml:space="preserve"> </w:t>
-            </w:r>
-          </w:p>
-          <w:p>
-            <w:r>
-              <w:rPr>
-                <w:sz w:val="24"/>
-              </w:rPr>
-              <w:t xml:space="preserve"> </w:t>
-            </w:r>
-          </w:p>
-          <w:p>
-            <w:r>
-              <w:rPr>
-                <w:sz w:val="24"/>
-              </w:rPr>
-              <w:t xml:space="preserve"> </w:t>
-            </w:r>
-          </w:p>
-          <w:p>
-            <w:r>
-              <w:rPr>
-                <w:sz w:val="24"/>
-              </w:rPr>
-              <w:t xml:space="preserve"> </w:t>
+        <w:tc>
+          <w:tcPr>
+            <w:tcW w:w="4414" w:type="dxa"/>
+          </w:tcPr>
+          <w:p>
+            <w:pPr>
+              <w:jc w:val="center"/>
+              <w:rPr>
+                <w:lang w:val="es-ES_tradnl"/>
+              </w:rPr>
+            </w:pPr>
+            <w:r>
+              <w:rPr>
+                <w:lang w:val="es-ES_tradnl"/>
+              </w:rPr>
+              <w:t>25</w:t>
+            </w:r>
+          </w:p>
+        </w:tc>
+        <w:tc>
+          <w:tcPr>
+            <w:tcW w:w="4414" w:type="dxa"/>
+          </w:tcPr>
+          <w:p>
+            <w:pPr>
+              <w:jc w:val="center"/>
+              <w:rPr>
+                <w:lang w:val="es-ES_tradnl"/>
+              </w:rPr>
+            </w:pPr>
+            <w:r>
+              <w:rPr>
+                <w:lang w:val="es-ES_tradnl"/>
+              </w:rPr>
+              <w:t>10</w:t>
             </w:r>
           </w:p>
         </w:tc>
       </w:tr>
       <w:tr>
-        <w:trPr>
-          <w:trHeight w:val="2638"/>
-        </w:trPr>
-        <w:tc>
-          <w:tcPr>
-            <w:tcW w:w="2493" w:type="dxa"/>
-            <w:tcBorders>
-              <w:top w:val="single" w:sz="12" w:space="0" w:color="47D459"/>
-              <w:left w:val="single" w:sz="4" w:space="0" w:color="84E290"/>
-              <w:bottom w:val="single" w:sz="12" w:space="0" w:color="47D459"/>
-              <w:right w:val="single" w:sz="4" w:space="0" w:color="84E290"/>
-            </w:tcBorders>
-          </w:tcPr>
-          <w:p>
-            <w:pPr>
-              <w:ind w:left="1"/>
-              <w:rPr>
-                <w:b/>
-                <w:sz w:val="24"/>
-              </w:rPr>
-            </w:pPr>
-          </w:p>
-        </w:tc>
-        <w:tc>
-          <w:tcPr>
-            <w:tcW w:w="2317" w:type="dxa"/>
-            <w:tcBorders>
-              <w:top w:val="single" w:sz="12" w:space="0" w:color="47D459"/>
-              <w:left w:val="single" w:sz="4" w:space="0" w:color="84E290"/>
-              <w:bottom w:val="single" w:sz="12" w:space="0" w:color="47D459"/>
-              <w:right w:val="single" w:sz="4" w:space="0" w:color="84E290"/>
-            </w:tcBorders>
-          </w:tcPr>
-          <w:p>
-            <w:pPr>
-              <w:rPr>
-                <w:sz w:val="24"/>
-              </w:rPr>
-            </w:pPr>
-          </w:p>
-        </w:tc>
-        <w:tc>
-          <w:tcPr>
-            <w:tcW w:w="2126" w:type="dxa"/>
-            <w:tcBorders>
-              <w:top w:val="single" w:sz="12" w:space="0" w:color="47D459"/>
-              <w:left w:val="single" w:sz="4" w:space="0" w:color="84E290"/>
-              <w:bottom w:val="single" w:sz="12" w:space="0" w:color="47D459"/>
-              <w:right w:val="single" w:sz="4" w:space="0" w:color="84E290"/>
-            </w:tcBorders>
-          </w:tcPr>
-          <w:p>
-            <w:pPr>
-              <w:rPr>
-                <w:sz w:val="24"/>
-              </w:rPr>
-            </w:pPr>
-          </w:p>
-        </w:tc>
-        <w:tc>
-          <w:tcPr>
-            <w:tcW w:w="2126" w:type="dxa"/>
-            <w:tcBorders>
-              <w:top w:val="single" w:sz="12" w:space="0" w:color="47D459"/>
-              <w:left w:val="single" w:sz="4" w:space="0" w:color="84E290"/>
-              <w:bottom w:val="single" w:sz="12" w:space="0" w:color="47D459"/>
-              <w:right w:val="single" w:sz="4" w:space="0" w:color="84E290"/>
-            </w:tcBorders>
-          </w:tcPr>
-          <w:p>
-            <w:pPr>
-              <w:rPr>
-                <w:sz w:val="24"/>
-              </w:rPr>
-            </w:pPr>
+        <w:tc>
+          <w:tcPr>
+            <w:tcW w:w="4414" w:type="dxa"/>
+          </w:tcPr>
+          <w:p>
+            <w:pPr>
+              <w:jc w:val="center"/>
+              <w:rPr>
+                <w:lang w:val="es-ES_tradnl"/>
+              </w:rPr>
+            </w:pPr>
+            <w:r>
+              <w:rPr>
+                <w:lang w:val="es-ES_tradnl"/>
+              </w:rPr>
+              <w:t>19</w:t>
+            </w:r>
+          </w:p>
+        </w:tc>
+        <w:tc>
+          <w:tcPr>
+            <w:tcW w:w="4414" w:type="dxa"/>
+          </w:tcPr>
+          <w:p>
+            <w:pPr>
+              <w:jc w:val="center"/>
+              <w:rPr>
+                <w:lang w:val="es-ES_tradnl"/>
+              </w:rPr>
+            </w:pPr>
+            <w:r>
+              <w:rPr>
+                <w:lang w:val="es-ES_tradnl"/>
+              </w:rPr>
+              <w:t>9-8</w:t>
+            </w:r>
           </w:p>
         </w:tc>
       </w:tr>
       <w:tr>
-        <w:trPr>
-          <w:trHeight w:val="2638"/>
-        </w:trPr>
-        <w:tc>
-          <w:tcPr>
-            <w:tcW w:w="2493" w:type="dxa"/>
-            <w:tcBorders>
-              <w:top w:val="single" w:sz="12" w:space="0" w:color="47D459"/>
-              <w:left w:val="single" w:sz="4" w:space="0" w:color="84E290"/>
-              <w:bottom w:val="single" w:sz="12" w:space="0" w:color="47D459"/>
-              <w:right w:val="single" w:sz="4" w:space="0" w:color="84E290"/>
-            </w:tcBorders>
-          </w:tcPr>
-          <w:p>
-            <w:pPr>
-              <w:ind w:left="1"/>
-              <w:rPr>
-                <w:b/>
-                <w:sz w:val="24"/>
-              </w:rPr>
-            </w:pPr>
-          </w:p>
-        </w:tc>
-        <w:tc>
-          <w:tcPr>
-            <w:tcW w:w="2317" w:type="dxa"/>
-            <w:tcBorders>
-              <w:top w:val="single" w:sz="12" w:space="0" w:color="47D459"/>
-              <w:left w:val="single" w:sz="4" w:space="0" w:color="84E290"/>
-              <w:bottom w:val="single" w:sz="12" w:space="0" w:color="47D459"/>
-              <w:right w:val="single" w:sz="4" w:space="0" w:color="84E290"/>
-            </w:tcBorders>
-          </w:tcPr>
-          <w:p>
-            <w:pPr>
-              <w:rPr>
-                <w:sz w:val="24"/>
-              </w:rPr>
-            </w:pPr>
-          </w:p>
-        </w:tc>
-        <w:tc>
-          <w:tcPr>
-            <w:tcW w:w="2126" w:type="dxa"/>
-            <w:tcBorders>
-              <w:top w:val="single" w:sz="12" w:space="0" w:color="47D459"/>
-              <w:left w:val="single" w:sz="4" w:space="0" w:color="84E290"/>
-              <w:bottom w:val="single" w:sz="12" w:space="0" w:color="47D459"/>
-              <w:right w:val="single" w:sz="4" w:space="0" w:color="84E290"/>
-            </w:tcBorders>
-          </w:tcPr>
-          <w:p>
-            <w:pPr>
-              <w:rPr>
-                <w:sz w:val="24"/>
-              </w:rPr>
-            </w:pPr>
-          </w:p>
-        </w:tc>
-        <w:tc>
-          <w:tcPr>
-            <w:tcW w:w="2126" w:type="dxa"/>
-            <w:tcBorders>
-              <w:top w:val="single" w:sz="12" w:space="0" w:color="47D459"/>
-              <w:left w:val="single" w:sz="4" w:space="0" w:color="84E290"/>
-              <w:bottom w:val="single" w:sz="12" w:space="0" w:color="47D459"/>
-              <w:right w:val="single" w:sz="4" w:space="0" w:color="84E290"/>
-            </w:tcBorders>
-          </w:tcPr>
-          <w:p>
-            <w:pPr>
-              <w:rPr>
-                <w:sz w:val="24"/>
-              </w:rPr>
-            </w:pPr>
+        <w:tc>
+          <w:tcPr>
+            <w:tcW w:w="4414" w:type="dxa"/>
+          </w:tcPr>
+          <w:p>
+            <w:pPr>
+              <w:jc w:val="center"/>
+              <w:rPr>
+                <w:lang w:val="es-ES_tradnl"/>
+              </w:rPr>
+            </w:pPr>
+            <w:r>
+              <w:rPr>
+                <w:lang w:val="es-ES_tradnl"/>
+              </w:rPr>
+              <w:t>13</w:t>
+            </w:r>
+          </w:p>
+        </w:tc>
+        <w:tc>
+          <w:tcPr>
+            <w:tcW w:w="4414" w:type="dxa"/>
+          </w:tcPr>
+          <w:p>
+            <w:pPr>
+              <w:jc w:val="center"/>
+              <w:rPr>
+                <w:lang w:val="es-ES_tradnl"/>
+              </w:rPr>
+            </w:pPr>
+            <w:r>
+              <w:rPr>
+                <w:lang w:val="es-ES_tradnl"/>
+              </w:rPr>
+              <w:t>7-6</w:t>
+            </w:r>
           </w:p>
         </w:tc>
       </w:tr>
       <w:tr>
-        <w:trPr>
-          <w:trHeight w:val="2638"/>
-        </w:trPr>
-        <w:tc>
-          <w:tcPr>
-            <w:tcW w:w="2493" w:type="dxa"/>
-            <w:tcBorders>
-              <w:top w:val="single" w:sz="12" w:space="0" w:color="47D459"/>
-              <w:left w:val="single" w:sz="4" w:space="0" w:color="84E290"/>
-              <w:bottom w:val="single" w:sz="12" w:space="0" w:color="47D459"/>
-              <w:right w:val="single" w:sz="4" w:space="0" w:color="84E290"/>
-            </w:tcBorders>
-          </w:tcPr>
-          <w:p>
-            <w:pPr>
-              <w:ind w:left="1"/>
-              <w:rPr>
-                <w:b/>
-                <w:sz w:val="24"/>
-              </w:rPr>
-            </w:pPr>
-          </w:p>
-        </w:tc>
-        <w:tc>
-          <w:tcPr>
-            <w:tcW w:w="2317" w:type="dxa"/>
-            <w:tcBorders>
-              <w:top w:val="single" w:sz="12" w:space="0" w:color="47D459"/>
-              <w:left w:val="single" w:sz="4" w:space="0" w:color="84E290"/>
-              <w:bottom w:val="single" w:sz="12" w:space="0" w:color="47D459"/>
-              <w:right w:val="single" w:sz="4" w:space="0" w:color="84E290"/>
-            </w:tcBorders>
-          </w:tcPr>
-          <w:p>
-            <w:pPr>
-              <w:rPr>
-                <w:sz w:val="24"/>
-              </w:rPr>
-            </w:pPr>
-          </w:p>
-        </w:tc>
-        <w:tc>
-          <w:tcPr>
-            <w:tcW w:w="2126" w:type="dxa"/>
-            <w:tcBorders>
-              <w:top w:val="single" w:sz="12" w:space="0" w:color="47D459"/>
-              <w:left w:val="single" w:sz="4" w:space="0" w:color="84E290"/>
-              <w:bottom w:val="single" w:sz="12" w:space="0" w:color="47D459"/>
-              <w:right w:val="single" w:sz="4" w:space="0" w:color="84E290"/>
-            </w:tcBorders>
-          </w:tcPr>
-          <w:p>
-            <w:pPr>
-              <w:rPr>
-                <w:sz w:val="24"/>
-              </w:rPr>
-            </w:pPr>
-          </w:p>
-        </w:tc>
-        <w:tc>
-          <w:tcPr>
-            <w:tcW w:w="2126" w:type="dxa"/>
-            <w:tcBorders>
-              <w:top w:val="single" w:sz="12" w:space="0" w:color="47D459"/>
-              <w:left w:val="single" w:sz="4" w:space="0" w:color="84E290"/>
-              <w:bottom w:val="single" w:sz="12" w:space="0" w:color="47D459"/>
-              <w:right w:val="single" w:sz="4" w:space="0" w:color="84E290"/>
-            </w:tcBorders>
-          </w:tcPr>
-          <w:p>
-            <w:pPr>
-              <w:rPr>
-                <w:sz w:val="24"/>
-              </w:rPr>
-            </w:pPr>
-          </w:p>
-        </w:tc>
-      </w:tr>
-      <w:tr>
-        <w:trPr>
-          <w:trHeight w:val="2638"/>
-        </w:trPr>
-        <w:tc>
-          <w:tcPr>
-            <w:tcW w:w="2493" w:type="dxa"/>
-            <w:tcBorders>
-              <w:top w:val="single" w:sz="12" w:space="0" w:color="47D459"/>
-              <w:left w:val="single" w:sz="4" w:space="0" w:color="84E290"/>
-              <w:bottom w:val="single" w:sz="12" w:space="0" w:color="47D459"/>
-              <w:right w:val="single" w:sz="4" w:space="0" w:color="84E290"/>
-            </w:tcBorders>
-          </w:tcPr>
-          <w:p>
-            <w:pPr>
-              <w:ind w:left="1"/>
-              <w:rPr>
-                <w:b/>
-                <w:sz w:val="24"/>
-              </w:rPr>
-            </w:pPr>
-          </w:p>
-        </w:tc>
-        <w:tc>
-          <w:tcPr>
-            <w:tcW w:w="2317" w:type="dxa"/>
-            <w:tcBorders>
-              <w:top w:val="single" w:sz="12" w:space="0" w:color="47D459"/>
-              <w:left w:val="single" w:sz="4" w:space="0" w:color="84E290"/>
-              <w:bottom w:val="single" w:sz="12" w:space="0" w:color="47D459"/>
-              <w:right w:val="single" w:sz="4" w:space="0" w:color="84E290"/>
-            </w:tcBorders>
-          </w:tcPr>
-          <w:p>
-            <w:pPr>
-              <w:rPr>
-                <w:sz w:val="24"/>
-              </w:rPr>
-            </w:pPr>
-          </w:p>
-        </w:tc>
-        <w:tc>
-          <w:tcPr>
-            <w:tcW w:w="2126" w:type="dxa"/>
-            <w:tcBorders>
-              <w:top w:val="single" w:sz="12" w:space="0" w:color="47D459"/>
-              <w:left w:val="single" w:sz="4" w:space="0" w:color="84E290"/>
-              <w:bottom w:val="single" w:sz="12" w:space="0" w:color="47D459"/>
-              <w:right w:val="single" w:sz="4" w:space="0" w:color="84E290"/>
-            </w:tcBorders>
-          </w:tcPr>
-          <w:p>
-            <w:pPr>
-              <w:rPr>
-                <w:sz w:val="24"/>
-              </w:rPr>
-            </w:pPr>
-          </w:p>
-        </w:tc>
-        <w:tc>
-          <w:tcPr>
-            <w:tcW w:w="2126" w:type="dxa"/>
-            <w:tcBorders>
-              <w:top w:val="single" w:sz="12" w:space="0" w:color="47D459"/>
-              <w:left w:val="single" w:sz="4" w:space="0" w:color="84E290"/>
-              <w:bottom w:val="single" w:sz="12" w:space="0" w:color="47D459"/>
-              <w:right w:val="single" w:sz="4" w:space="0" w:color="84E290"/>
-            </w:tcBorders>
-          </w:tcPr>
-          <w:p>
-            <w:pPr>
-              <w:rPr>
-                <w:sz w:val="24"/>
-              </w:rPr>
-            </w:pPr>
-          </w:p>
-        </w:tc>
-      </w:tr>
-      <w:tr>
-        <w:trPr>
-          <w:trHeight w:val="2638"/>
-        </w:trPr>
-        <w:tc>
-          <w:tcPr>
-            <w:tcW w:w="2493" w:type="dxa"/>
-            <w:tcBorders>
-              <w:top w:val="single" w:sz="12" w:space="0" w:color="47D459"/>
-              <w:left w:val="single" w:sz="4" w:space="0" w:color="84E290"/>
-              <w:bottom w:val="single" w:sz="12" w:space="0" w:color="47D459"/>
-              <w:right w:val="single" w:sz="4" w:space="0" w:color="84E290"/>
-            </w:tcBorders>
-          </w:tcPr>
-          <w:p>
-            <w:pPr>
-              <w:ind w:left="1"/>
-              <w:rPr>
-                <w:b/>
-                <w:sz w:val="24"/>
-              </w:rPr>
-            </w:pPr>
-          </w:p>
-        </w:tc>
-        <w:tc>
-          <w:tcPr>
-            <w:tcW w:w="2317" w:type="dxa"/>
-            <w:tcBorders>
-              <w:top w:val="single" w:sz="12" w:space="0" w:color="47D459"/>
-              <w:left w:val="single" w:sz="4" w:space="0" w:color="84E290"/>
-              <w:bottom w:val="single" w:sz="12" w:space="0" w:color="47D459"/>
-              <w:right w:val="single" w:sz="4" w:space="0" w:color="84E290"/>
-            </w:tcBorders>
-          </w:tcPr>
-          <w:p>
-            <w:pPr>
-              <w:rPr>
-                <w:sz w:val="24"/>
-              </w:rPr>
-            </w:pPr>
-          </w:p>
-        </w:tc>
-        <w:tc>
-          <w:tcPr>
-            <w:tcW w:w="2126" w:type="dxa"/>
-            <w:tcBorders>
-              <w:top w:val="single" w:sz="12" w:space="0" w:color="47D459"/>
-              <w:left w:val="single" w:sz="4" w:space="0" w:color="84E290"/>
-              <w:bottom w:val="single" w:sz="12" w:space="0" w:color="47D459"/>
-              <w:right w:val="single" w:sz="4" w:space="0" w:color="84E290"/>
-            </w:tcBorders>
-          </w:tcPr>
-          <w:p>
-            <w:pPr>
-              <w:rPr>
-                <w:sz w:val="24"/>
-              </w:rPr>
-            </w:pPr>
-          </w:p>
-        </w:tc>
-        <w:tc>
-          <w:tcPr>
-            <w:tcW w:w="2126" w:type="dxa"/>
-            <w:tcBorders>
-              <w:top w:val="single" w:sz="12" w:space="0" w:color="47D459"/>
-              <w:left w:val="single" w:sz="4" w:space="0" w:color="84E290"/>
-              <w:bottom w:val="single" w:sz="12" w:space="0" w:color="47D459"/>
-              <w:right w:val="single" w:sz="4" w:space="0" w:color="84E290"/>
-            </w:tcBorders>
-          </w:tcPr>
-          <w:p>
-            <w:pPr>
-              <w:rPr>
-                <w:sz w:val="24"/>
-              </w:rPr>
-            </w:pPr>
-          </w:p>
-        </w:tc>
-      </w:tr>
-      <w:tr>
-        <w:trPr>
-          <w:trHeight w:val="2638"/>
-        </w:trPr>
-        <w:tc>
-          <w:tcPr>
-            <w:tcW w:w="2493" w:type="dxa"/>
-            <w:tcBorders>
-              <w:top w:val="single" w:sz="12" w:space="0" w:color="47D459"/>
-              <w:left w:val="single" w:sz="4" w:space="0" w:color="84E290"/>
-              <w:bottom w:val="single" w:sz="4" w:space="0" w:color="84E290"/>
-              <w:right w:val="single" w:sz="4" w:space="0" w:color="84E290"/>
-            </w:tcBorders>
-          </w:tcPr>
-          <w:p>
-            <w:pPr>
-              <w:ind w:left="1"/>
-              <w:rPr>
-                <w:b/>
-                <w:sz w:val="24"/>
-              </w:rPr>
-            </w:pPr>
-          </w:p>
-        </w:tc>
-        <w:tc>
-          <w:tcPr>
-            <w:tcW w:w="2317" w:type="dxa"/>
-            <w:tcBorders>
-              <w:top w:val="single" w:sz="12" w:space="0" w:color="47D459"/>
-              <w:left w:val="single" w:sz="4" w:space="0" w:color="84E290"/>
-              <w:bottom w:val="single" w:sz="4" w:space="0" w:color="84E290"/>
-              <w:right w:val="single" w:sz="4" w:space="0" w:color="84E290"/>
-            </w:tcBorders>
-          </w:tcPr>
-          <w:p>
-            <w:pPr>
-              <w:rPr>
-                <w:sz w:val="24"/>
-              </w:rPr>
-            </w:pPr>
-          </w:p>
-        </w:tc>
-        <w:tc>
-          <w:tcPr>
-            <w:tcW w:w="2126" w:type="dxa"/>
-            <w:tcBorders>
-              <w:top w:val="single" w:sz="12" w:space="0" w:color="47D459"/>
-              <w:left w:val="single" w:sz="4" w:space="0" w:color="84E290"/>
-              <w:bottom w:val="single" w:sz="4" w:space="0" w:color="84E290"/>
-              <w:right w:val="single" w:sz="4" w:space="0" w:color="84E290"/>
-            </w:tcBorders>
-          </w:tcPr>
-          <w:p>
-            <w:pPr>
-              <w:rPr>
-                <w:sz w:val="24"/>
-              </w:rPr>
-            </w:pPr>
-          </w:p>
-        </w:tc>
-        <w:tc>
-          <w:tcPr>
-            <w:tcW w:w="2126" w:type="dxa"/>
-            <w:tcBorders>
-              <w:top w:val="single" w:sz="12" w:space="0" w:color="47D459"/>
-              <w:left w:val="single" w:sz="4" w:space="0" w:color="84E290"/>
-              <w:bottom w:val="single" w:sz="4" w:space="0" w:color="84E290"/>
-              <w:right w:val="single" w:sz="4" w:space="0" w:color="84E290"/>
-            </w:tcBorders>
-          </w:tcPr>
-          <w:p>
-            <w:pPr>
-              <w:rPr>
-                <w:sz w:val="24"/>
-              </w:rPr>
-            </w:pPr>
+        <w:tc>
+          <w:tcPr>
+            <w:tcW w:w="4414" w:type="dxa"/>
+          </w:tcPr>
+          <w:p>
+            <w:pPr>
+              <w:jc w:val="center"/>
+              <w:rPr>
+                <w:lang w:val="es-ES_tradnl"/>
+              </w:rPr>
+            </w:pPr>
+            <w:r>
+              <w:rPr>
+                <w:lang w:val="es-ES_tradnl"/>
+              </w:rPr>
+              <w:t>7</w:t>
+            </w:r>
+          </w:p>
+        </w:tc>
+        <w:tc>
+          <w:tcPr>
+            <w:tcW w:w="4414" w:type="dxa"/>
+          </w:tcPr>
+          <w:p>
+            <w:pPr>
+              <w:jc w:val="center"/>
+              <w:rPr>
+                <w:lang w:val="es-ES_tradnl"/>
+              </w:rPr>
+            </w:pPr>
+            <w:r>
+              <w:rPr>
+                <w:lang w:val="es-ES_tradnl"/>
+              </w:rPr>
+              <w:t>5</w:t>
+            </w:r>
           </w:p>
         </w:tc>
       </w:tr>
     </w:tbl>
-    <w:p>
-      <w:pPr>
-        <w:spacing w:after="184"/>
-      </w:pPr>
-      <w:r>
-        <w:rPr>
-          <w:sz w:val="24"/>
-        </w:rPr>
-        <w:t xml:space="preserve"> </w:t>
-      </w:r>
-    </w:p>
-    <w:p>
-      <w:pPr>
-        <w:spacing w:after="184"/>
-      </w:pPr>
-      <w:r>
-        <w:rPr>
-          <w:sz w:val="24"/>
-        </w:rPr>
-        <w:t xml:space="preserve">  </w:t>
-      </w:r>
-    </w:p>
-    <w:p>
-      <w:pPr>
-        <w:spacing w:after="184"/>
-      </w:pPr>
-      <w:r>
-        <w:rPr>
-          <w:sz w:val="24"/>
-        </w:rPr>
-        <w:t xml:space="preserve">  </w:t>
-      </w:r>
-    </w:p>
-    <w:p>
-      <w:pPr>
-        <w:spacing w:after="184"/>
-      </w:pPr>
-      <w:r>
-        <w:rPr>
-          <w:sz w:val="24"/>
-        </w:rPr>
-        <w:t xml:space="preserve"> </w:t>
-      </w:r>
-    </w:p>
     <w:p>
       <w:pPr>
         <w:spacing w:after="0"/>
@@ -954,7 +1290,6 @@
         <w:rPr>
           <w:sz w:val="24"/>
         </w:rPr>
-        <w:lastRenderedPageBreak/>
         <w:t xml:space="preserve"> </w:t>
       </w:r>
     </w:p>
@@ -975,7 +1310,7 @@
 </file>
 
 <file path=word/endnotes.xml><?xml version="1.0" encoding="utf-8"?>
-<w:endnotes xmlns:wpc="http://schemas.microsoft.com/office/word/2010/wordprocessingCanvas" xmlns:cx="http://schemas.microsoft.com/office/drawing/2014/chartex" xmlns:cx1="http://schemas.microsoft.com/office/drawing/2015/9/8/chartex" xmlns:cx2="http://schemas.microsoft.com/office/drawing/2015/10/21/chartex" xmlns:cx3="http://schemas.microsoft.com/office/drawing/2016/5/9/chartex" xmlns:cx4="http://schemas.microsoft.com/office/drawing/2016/5/10/chartex" xmlns:cx5="http://schemas.microsoft.com/office/drawing/2016/5/11/chartex" xmlns:cx6="http://schemas.microsoft.com/office/drawing/2016/5/12/chartex" xmlns:cx7="http://schemas.microsoft.com/office/drawing/2016/5/13/chartex" xmlns:cx8="http://schemas.microsoft.com/office/drawing/2016/5/14/chartex" xmlns:mc="http://schemas.openxmlformats.org/markup-compatibility/2006" xmlns:aink="http://schemas.microsoft.com/office/drawing/2016/ink" xmlns:am3d="http://schemas.microsoft.com/office/drawing/2017/model3d" xmlns:o="urn:schemas-microsoft-com:office:office" xmlns:oel="http://schemas.microsoft.com/office/2019/extlst" xmlns:r="http://schemas.openxmlformats.org/officeDocument/2006/relationships" xmlns:m="http://schemas.openxmlformats.org/officeDocument/2006/math" xmlns:v="urn:schemas-microsoft-com:vml" xmlns:wp14="http://schemas.microsoft.com/office/word/2010/wordprocessingDrawing" xmlns:wp="http://schemas.openxmlformats.org/drawingml/2006/wordprocessingDrawing" xmlns:w10="urn:schemas-microsoft-com:office:word" xmlns:w="http://schemas.openxmlformats.org/wordprocessingml/2006/main" xmlns:w14="http://schemas.microsoft.com/office/word/2010/wordml" xmlns:w15="http://schemas.microsoft.com/office/word/2012/wordml" xmlns:w16cex="http://schemas.microsoft.com/office/word/2018/wordml/cex" xmlns:w16cid="http://schemas.microsoft.com/office/word/2016/wordml/cid" xmlns:w16="http://schemas.microsoft.com/office/word/2018/wordml" xmlns:w16du="http://schemas.microsoft.com/office/word/2023/wordml/word16du" xmlns:w16sdtdh="http://schemas.microsoft.com/office/word/2020/wordml/sdtdatahash" xmlns:w16sdtfl="http://schemas.microsoft.com/office/word/2024/wordml/sdtformatlock" xmlns:w16se="http://schemas.microsoft.com/office/word/2015/wordml/symex" xmlns:wpg="http://schemas.microsoft.com/office/word/2010/wordprocessingGroup" xmlns:wpi="http://schemas.microsoft.com/office/word/2010/wordprocessingInk" xmlns:wne="http://schemas.microsoft.com/office/word/2006/wordml" xmlns:wps="http://schemas.microsoft.com/office/word/2010/wordprocessingShape" mc:Ignorable="w14 w15 w16se w16cid w16 w16cex w16sdtdh w16sdtfl w16du wp14">
+<w:endnotes xmlns:wpc="http://schemas.microsoft.com/office/word/2010/wordprocessingCanvas" xmlns:cx="http://schemas.microsoft.com/office/drawing/2014/chartex" xmlns:cx1="http://schemas.microsoft.com/office/drawing/2015/9/8/chartex" xmlns:cx2="http://schemas.microsoft.com/office/drawing/2015/10/21/chartex" xmlns:cx3="http://schemas.microsoft.com/office/drawing/2016/5/9/chartex" xmlns:cx4="http://schemas.microsoft.com/office/drawing/2016/5/10/chartex" xmlns:cx5="http://schemas.microsoft.com/office/drawing/2016/5/11/chartex" xmlns:cx6="http://schemas.microsoft.com/office/drawing/2016/5/12/chartex" xmlns:cx7="http://schemas.microsoft.com/office/drawing/2016/5/13/chartex" xmlns:cx8="http://schemas.microsoft.com/office/drawing/2016/5/14/chartex" xmlns:mc="http://schemas.openxmlformats.org/markup-compatibility/2006" xmlns:aink="http://schemas.microsoft.com/office/drawing/2016/ink" xmlns:am3d="http://schemas.microsoft.com/office/drawing/2017/model3d" xmlns:o="urn:schemas-microsoft-com:office:office" xmlns:r="http://schemas.openxmlformats.org/officeDocument/2006/relationships" xmlns:m="http://schemas.openxmlformats.org/officeDocument/2006/math" xmlns:v="urn:schemas-microsoft-com:vml" xmlns:wp14="http://schemas.microsoft.com/office/word/2010/wordprocessingDrawing" xmlns:wp="http://schemas.openxmlformats.org/drawingml/2006/wordprocessingDrawing" xmlns:w10="urn:schemas-microsoft-com:office:word" xmlns:w="http://schemas.openxmlformats.org/wordprocessingml/2006/main" xmlns:w14="http://schemas.microsoft.com/office/word/2010/wordml" xmlns:w15="http://schemas.microsoft.com/office/word/2012/wordml" xmlns:w16cex="http://schemas.microsoft.com/office/word/2018/wordml/cex" xmlns:w16cid="http://schemas.microsoft.com/office/word/2016/wordml/cid" xmlns:w16="http://schemas.microsoft.com/office/word/2018/wordml" xmlns:w16sdtdh="http://schemas.microsoft.com/office/word/2020/wordml/sdtdatahash" xmlns:w16se="http://schemas.microsoft.com/office/word/2015/wordml/symex" xmlns:wpg="http://schemas.microsoft.com/office/word/2010/wordprocessingGroup" xmlns:wpi="http://schemas.microsoft.com/office/word/2010/wordprocessingInk" xmlns:wne="http://schemas.microsoft.com/office/word/2006/wordml" xmlns:wps="http://schemas.microsoft.com/office/word/2010/wordprocessingShape" mc:Ignorable="w14 w15 w16se w16cid w16 w16cex w16sdtdh wp14">
   <w:endnote w:type="separator" w:id="-1">
     <w:p>
       <w:pPr>
@@ -1000,7 +1335,7 @@
 </file>
 
 <file path=word/footer1.xml><?xml version="1.0" encoding="utf-8"?>
-<w:ftr xmlns:wpc="http://schemas.microsoft.com/office/word/2010/wordprocessingCanvas" xmlns:cx="http://schemas.microsoft.com/office/drawing/2014/chartex" xmlns:cx1="http://schemas.microsoft.com/office/drawing/2015/9/8/chartex" xmlns:cx2="http://schemas.microsoft.com/office/drawing/2015/10/21/chartex" xmlns:cx3="http://schemas.microsoft.com/office/drawing/2016/5/9/chartex" xmlns:cx4="http://schemas.microsoft.com/office/drawing/2016/5/10/chartex" xmlns:cx5="http://schemas.microsoft.com/office/drawing/2016/5/11/chartex" xmlns:cx6="http://schemas.microsoft.com/office/drawing/2016/5/12/chartex" xmlns:cx7="http://schemas.microsoft.com/office/drawing/2016/5/13/chartex" xmlns:cx8="http://schemas.microsoft.com/office/drawing/2016/5/14/chartex" xmlns:mc="http://schemas.openxmlformats.org/markup-compatibility/2006" xmlns:aink="http://schemas.microsoft.com/office/drawing/2016/ink" xmlns:am3d="http://schemas.microsoft.com/office/drawing/2017/model3d" xmlns:o="urn:schemas-microsoft-com:office:office" xmlns:oel="http://schemas.microsoft.com/office/2019/extlst" xmlns:r="http://schemas.openxmlformats.org/officeDocument/2006/relationships" xmlns:m="http://schemas.openxmlformats.org/officeDocument/2006/math" xmlns:v="urn:schemas-microsoft-com:vml" xmlns:wp14="http://schemas.microsoft.com/office/word/2010/wordprocessingDrawing" xmlns:wp="http://schemas.openxmlformats.org/drawingml/2006/wordprocessingDrawing" xmlns:w10="urn:schemas-microsoft-com:office:word" xmlns:w="http://schemas.openxmlformats.org/wordprocessingml/2006/main" xmlns:w14="http://schemas.microsoft.com/office/word/2010/wordml" xmlns:w15="http://schemas.microsoft.com/office/word/2012/wordml" xmlns:w16cex="http://schemas.microsoft.com/office/word/2018/wordml/cex" xmlns:w16cid="http://schemas.microsoft.com/office/word/2016/wordml/cid" xmlns:w16="http://schemas.microsoft.com/office/word/2018/wordml" xmlns:w16du="http://schemas.microsoft.com/office/word/2023/wordml/word16du" xmlns:w16sdtdh="http://schemas.microsoft.com/office/word/2020/wordml/sdtdatahash" xmlns:w16sdtfl="http://schemas.microsoft.com/office/word/2024/wordml/sdtformatlock" xmlns:w16se="http://schemas.microsoft.com/office/word/2015/wordml/symex" xmlns:wpg="http://schemas.microsoft.com/office/word/2010/wordprocessingGroup" xmlns:wpi="http://schemas.microsoft.com/office/word/2010/wordprocessingInk" xmlns:wne="http://schemas.microsoft.com/office/word/2006/wordml" xmlns:wps="http://schemas.microsoft.com/office/word/2010/wordprocessingShape" mc:Ignorable="w14 w15 w16se w16cid w16 w16cex w16sdtdh w16sdtfl w16du wp14">
+<w:ftr xmlns:wpc="http://schemas.microsoft.com/office/word/2010/wordprocessingCanvas" xmlns:cx="http://schemas.microsoft.com/office/drawing/2014/chartex" xmlns:cx1="http://schemas.microsoft.com/office/drawing/2015/9/8/chartex" xmlns:cx2="http://schemas.microsoft.com/office/drawing/2015/10/21/chartex" xmlns:cx3="http://schemas.microsoft.com/office/drawing/2016/5/9/chartex" xmlns:cx4="http://schemas.microsoft.com/office/drawing/2016/5/10/chartex" xmlns:cx5="http://schemas.microsoft.com/office/drawing/2016/5/11/chartex" xmlns:cx6="http://schemas.microsoft.com/office/drawing/2016/5/12/chartex" xmlns:cx7="http://schemas.microsoft.com/office/drawing/2016/5/13/chartex" xmlns:cx8="http://schemas.microsoft.com/office/drawing/2016/5/14/chartex" xmlns:mc="http://schemas.openxmlformats.org/markup-compatibility/2006" xmlns:aink="http://schemas.microsoft.com/office/drawing/2016/ink" xmlns:am3d="http://schemas.microsoft.com/office/drawing/2017/model3d" xmlns:o="urn:schemas-microsoft-com:office:office" xmlns:r="http://schemas.openxmlformats.org/officeDocument/2006/relationships" xmlns:m="http://schemas.openxmlformats.org/officeDocument/2006/math" xmlns:v="urn:schemas-microsoft-com:vml" xmlns:wp14="http://schemas.microsoft.com/office/word/2010/wordprocessingDrawing" xmlns:wp="http://schemas.openxmlformats.org/drawingml/2006/wordprocessingDrawing" xmlns:w10="urn:schemas-microsoft-com:office:word" xmlns:w="http://schemas.openxmlformats.org/wordprocessingml/2006/main" xmlns:w14="http://schemas.microsoft.com/office/word/2010/wordml" xmlns:w15="http://schemas.microsoft.com/office/word/2012/wordml" xmlns:w16cex="http://schemas.microsoft.com/office/word/2018/wordml/cex" xmlns:w16cid="http://schemas.microsoft.com/office/word/2016/wordml/cid" xmlns:w16="http://schemas.microsoft.com/office/word/2018/wordml" xmlns:w16sdtdh="http://schemas.microsoft.com/office/word/2020/wordml/sdtdatahash" xmlns:w16se="http://schemas.microsoft.com/office/word/2015/wordml/symex" xmlns:wpg="http://schemas.microsoft.com/office/word/2010/wordprocessingGroup" xmlns:wpi="http://schemas.microsoft.com/office/word/2010/wordprocessingInk" xmlns:wne="http://schemas.microsoft.com/office/word/2006/wordml" xmlns:wps="http://schemas.microsoft.com/office/word/2010/wordprocessingShape" mc:Ignorable="w14 w15 w16se w16cid w16 w16cex w16sdtdh wp14">
   <w:p>
     <w:pPr>
       <w:pStyle w:val="Piedepgina"/>
@@ -1010,7 +1345,7 @@
 </file>
 
 <file path=word/footer2.xml><?xml version="1.0" encoding="utf-8"?>
-<w:ftr xmlns:wpc="http://schemas.microsoft.com/office/word/2010/wordprocessingCanvas" xmlns:cx="http://schemas.microsoft.com/office/drawing/2014/chartex" xmlns:cx1="http://schemas.microsoft.com/office/drawing/2015/9/8/chartex" xmlns:cx2="http://schemas.microsoft.com/office/drawing/2015/10/21/chartex" xmlns:cx3="http://schemas.microsoft.com/office/drawing/2016/5/9/chartex" xmlns:cx4="http://schemas.microsoft.com/office/drawing/2016/5/10/chartex" xmlns:cx5="http://schemas.microsoft.com/office/drawing/2016/5/11/chartex" xmlns:cx6="http://schemas.microsoft.com/office/drawing/2016/5/12/chartex" xmlns:cx7="http://schemas.microsoft.com/office/drawing/2016/5/13/chartex" xmlns:cx8="http://schemas.microsoft.com/office/drawing/2016/5/14/chartex" xmlns:mc="http://schemas.openxmlformats.org/markup-compatibility/2006" xmlns:aink="http://schemas.microsoft.com/office/drawing/2016/ink" xmlns:am3d="http://schemas.microsoft.com/office/drawing/2017/model3d" xmlns:o="urn:schemas-microsoft-com:office:office" xmlns:oel="http://schemas.microsoft.com/office/2019/extlst" xmlns:r="http://schemas.openxmlformats.org/officeDocument/2006/relationships" xmlns:m="http://schemas.openxmlformats.org/officeDocument/2006/math" xmlns:v="urn:schemas-microsoft-com:vml" xmlns:wp14="http://schemas.microsoft.com/office/word/2010/wordprocessingDrawing" xmlns:wp="http://schemas.openxmlformats.org/drawingml/2006/wordprocessingDrawing" xmlns:w10="urn:schemas-microsoft-com:office:word" xmlns:w="http://schemas.openxmlformats.org/wordprocessingml/2006/main" xmlns:w14="http://schemas.microsoft.com/office/word/2010/wordml" xmlns:w15="http://schemas.microsoft.com/office/word/2012/wordml" xmlns:w16cex="http://schemas.microsoft.com/office/word/2018/wordml/cex" xmlns:w16cid="http://schemas.microsoft.com/office/word/2016/wordml/cid" xmlns:w16="http://schemas.microsoft.com/office/word/2018/wordml" xmlns:w16du="http://schemas.microsoft.com/office/word/2023/wordml/word16du" xmlns:w16sdtdh="http://schemas.microsoft.com/office/word/2020/wordml/sdtdatahash" xmlns:w16sdtfl="http://schemas.microsoft.com/office/word/2024/wordml/sdtformatlock" xmlns:w16se="http://schemas.microsoft.com/office/word/2015/wordml/symex" xmlns:wpg="http://schemas.microsoft.com/office/word/2010/wordprocessingGroup" xmlns:wpi="http://schemas.microsoft.com/office/word/2010/wordprocessingInk" xmlns:wne="http://schemas.microsoft.com/office/word/2006/wordml" xmlns:wps="http://schemas.microsoft.com/office/word/2010/wordprocessingShape" mc:Ignorable="w14 w15 w16se w16cid w16 w16cex w16sdtdh w16sdtfl w16du wp14">
+<w:ftr xmlns:wpc="http://schemas.microsoft.com/office/word/2010/wordprocessingCanvas" xmlns:cx="http://schemas.microsoft.com/office/drawing/2014/chartex" xmlns:cx1="http://schemas.microsoft.com/office/drawing/2015/9/8/chartex" xmlns:cx2="http://schemas.microsoft.com/office/drawing/2015/10/21/chartex" xmlns:cx3="http://schemas.microsoft.com/office/drawing/2016/5/9/chartex" xmlns:cx4="http://schemas.microsoft.com/office/drawing/2016/5/10/chartex" xmlns:cx5="http://schemas.microsoft.com/office/drawing/2016/5/11/chartex" xmlns:cx6="http://schemas.microsoft.com/office/drawing/2016/5/12/chartex" xmlns:cx7="http://schemas.microsoft.com/office/drawing/2016/5/13/chartex" xmlns:cx8="http://schemas.microsoft.com/office/drawing/2016/5/14/chartex" xmlns:mc="http://schemas.openxmlformats.org/markup-compatibility/2006" xmlns:aink="http://schemas.microsoft.com/office/drawing/2016/ink" xmlns:am3d="http://schemas.microsoft.com/office/drawing/2017/model3d" xmlns:o="urn:schemas-microsoft-com:office:office" xmlns:r="http://schemas.openxmlformats.org/officeDocument/2006/relationships" xmlns:m="http://schemas.openxmlformats.org/officeDocument/2006/math" xmlns:v="urn:schemas-microsoft-com:vml" xmlns:wp14="http://schemas.microsoft.com/office/word/2010/wordprocessingDrawing" xmlns:wp="http://schemas.openxmlformats.org/drawingml/2006/wordprocessingDrawing" xmlns:w10="urn:schemas-microsoft-com:office:word" xmlns:w="http://schemas.openxmlformats.org/wordprocessingml/2006/main" xmlns:w14="http://schemas.microsoft.com/office/word/2010/wordml" xmlns:w15="http://schemas.microsoft.com/office/word/2012/wordml" xmlns:w16cex="http://schemas.microsoft.com/office/word/2018/wordml/cex" xmlns:w16cid="http://schemas.microsoft.com/office/word/2016/wordml/cid" xmlns:w16="http://schemas.microsoft.com/office/word/2018/wordml" xmlns:w16sdtdh="http://schemas.microsoft.com/office/word/2020/wordml/sdtdatahash" xmlns:w16se="http://schemas.microsoft.com/office/word/2015/wordml/symex" xmlns:wpg="http://schemas.microsoft.com/office/word/2010/wordprocessingGroup" xmlns:wpi="http://schemas.microsoft.com/office/word/2010/wordprocessingInk" xmlns:wne="http://schemas.microsoft.com/office/word/2006/wordml" xmlns:wps="http://schemas.microsoft.com/office/word/2010/wordprocessingShape" mc:Ignorable="w14 w15 w16se w16cid w16 w16cex w16sdtdh wp14">
   <w:p>
     <w:pPr>
       <w:pStyle w:val="Piedepgina"/>
@@ -1020,7 +1355,7 @@
 </file>
 
 <file path=word/footer3.xml><?xml version="1.0" encoding="utf-8"?>
-<w:ftr xmlns:wpc="http://schemas.microsoft.com/office/word/2010/wordprocessingCanvas" xmlns:cx="http://schemas.microsoft.com/office/drawing/2014/chartex" xmlns:cx1="http://schemas.microsoft.com/office/drawing/2015/9/8/chartex" xmlns:cx2="http://schemas.microsoft.com/office/drawing/2015/10/21/chartex" xmlns:cx3="http://schemas.microsoft.com/office/drawing/2016/5/9/chartex" xmlns:cx4="http://schemas.microsoft.com/office/drawing/2016/5/10/chartex" xmlns:cx5="http://schemas.microsoft.com/office/drawing/2016/5/11/chartex" xmlns:cx6="http://schemas.microsoft.com/office/drawing/2016/5/12/chartex" xmlns:cx7="http://schemas.microsoft.com/office/drawing/2016/5/13/chartex" xmlns:cx8="http://schemas.microsoft.com/office/drawing/2016/5/14/chartex" xmlns:mc="http://schemas.openxmlformats.org/markup-compatibility/2006" xmlns:aink="http://schemas.microsoft.com/office/drawing/2016/ink" xmlns:am3d="http://schemas.microsoft.com/office/drawing/2017/model3d" xmlns:o="urn:schemas-microsoft-com:office:office" xmlns:oel="http://schemas.microsoft.com/office/2019/extlst" xmlns:r="http://schemas.openxmlformats.org/officeDocument/2006/relationships" xmlns:m="http://schemas.openxmlformats.org/officeDocument/2006/math" xmlns:v="urn:schemas-microsoft-com:vml" xmlns:wp14="http://schemas.microsoft.com/office/word/2010/wordprocessingDrawing" xmlns:wp="http://schemas.openxmlformats.org/drawingml/2006/wordprocessingDrawing" xmlns:w10="urn:schemas-microsoft-com:office:word" xmlns:w="http://schemas.openxmlformats.org/wordprocessingml/2006/main" xmlns:w14="http://schemas.microsoft.com/office/word/2010/wordml" xmlns:w15="http://schemas.microsoft.com/office/word/2012/wordml" xmlns:w16cex="http://schemas.microsoft.com/office/word/2018/wordml/cex" xmlns:w16cid="http://schemas.microsoft.com/office/word/2016/wordml/cid" xmlns:w16="http://schemas.microsoft.com/office/word/2018/wordml" xmlns:w16du="http://schemas.microsoft.com/office/word/2023/wordml/word16du" xmlns:w16sdtdh="http://schemas.microsoft.com/office/word/2020/wordml/sdtdatahash" xmlns:w16sdtfl="http://schemas.microsoft.com/office/word/2024/wordml/sdtformatlock" xmlns:w16se="http://schemas.microsoft.com/office/word/2015/wordml/symex" xmlns:wpg="http://schemas.microsoft.com/office/word/2010/wordprocessingGroup" xmlns:wpi="http://schemas.microsoft.com/office/word/2010/wordprocessingInk" xmlns:wne="http://schemas.microsoft.com/office/word/2006/wordml" xmlns:wps="http://schemas.microsoft.com/office/word/2010/wordprocessingShape" mc:Ignorable="w14 w15 w16se w16cid w16 w16cex w16sdtdh w16sdtfl w16du wp14">
+<w:ftr xmlns:wpc="http://schemas.microsoft.com/office/word/2010/wordprocessingCanvas" xmlns:cx="http://schemas.microsoft.com/office/drawing/2014/chartex" xmlns:cx1="http://schemas.microsoft.com/office/drawing/2015/9/8/chartex" xmlns:cx2="http://schemas.microsoft.com/office/drawing/2015/10/21/chartex" xmlns:cx3="http://schemas.microsoft.com/office/drawing/2016/5/9/chartex" xmlns:cx4="http://schemas.microsoft.com/office/drawing/2016/5/10/chartex" xmlns:cx5="http://schemas.microsoft.com/office/drawing/2016/5/11/chartex" xmlns:cx6="http://schemas.microsoft.com/office/drawing/2016/5/12/chartex" xmlns:cx7="http://schemas.microsoft.com/office/drawing/2016/5/13/chartex" xmlns:cx8="http://schemas.microsoft.com/office/drawing/2016/5/14/chartex" xmlns:mc="http://schemas.openxmlformats.org/markup-compatibility/2006" xmlns:aink="http://schemas.microsoft.com/office/drawing/2016/ink" xmlns:am3d="http://schemas.microsoft.com/office/drawing/2017/model3d" xmlns:o="urn:schemas-microsoft-com:office:office" xmlns:r="http://schemas.openxmlformats.org/officeDocument/2006/relationships" xmlns:m="http://schemas.openxmlformats.org/officeDocument/2006/math" xmlns:v="urn:schemas-microsoft-com:vml" xmlns:wp14="http://schemas.microsoft.com/office/word/2010/wordprocessingDrawing" xmlns:wp="http://schemas.openxmlformats.org/drawingml/2006/wordprocessingDrawing" xmlns:w10="urn:schemas-microsoft-com:office:word" xmlns:w="http://schemas.openxmlformats.org/wordprocessingml/2006/main" xmlns:w14="http://schemas.microsoft.com/office/word/2010/wordml" xmlns:w15="http://schemas.microsoft.com/office/word/2012/wordml" xmlns:w16cex="http://schemas.microsoft.com/office/word/2018/wordml/cex" xmlns:w16cid="http://schemas.microsoft.com/office/word/2016/wordml/cid" xmlns:w16="http://schemas.microsoft.com/office/word/2018/wordml" xmlns:w16sdtdh="http://schemas.microsoft.com/office/word/2020/wordml/sdtdatahash" xmlns:w16se="http://schemas.microsoft.com/office/word/2015/wordml/symex" xmlns:wpg="http://schemas.microsoft.com/office/word/2010/wordprocessingGroup" xmlns:wpi="http://schemas.microsoft.com/office/word/2010/wordprocessingInk" xmlns:wne="http://schemas.microsoft.com/office/word/2006/wordml" xmlns:wps="http://schemas.microsoft.com/office/word/2010/wordprocessingShape" mc:Ignorable="w14 w15 w16se w16cid w16 w16cex w16sdtdh wp14">
   <w:p>
     <w:pPr>
       <w:pStyle w:val="Piedepgina"/>
@@ -1030,7 +1365,7 @@
 </file>
 
 <file path=word/footnotes.xml><?xml version="1.0" encoding="utf-8"?>
-<w:footnotes xmlns:wpc="http://schemas.microsoft.com/office/word/2010/wordprocessingCanvas" xmlns:cx="http://schemas.microsoft.com/office/drawing/2014/chartex" xmlns:cx1="http://schemas.microsoft.com/office/drawing/2015/9/8/chartex" xmlns:cx2="http://schemas.microsoft.com/office/drawing/2015/10/21/chartex" xmlns:cx3="http://schemas.microsoft.com/office/drawing/2016/5/9/chartex" xmlns:cx4="http://schemas.microsoft.com/office/drawing/2016/5/10/chartex" xmlns:cx5="http://schemas.microsoft.com/office/drawing/2016/5/11/chartex" xmlns:cx6="http://schemas.microsoft.com/office/drawing/2016/5/12/chartex" xmlns:cx7="http://schemas.microsoft.com/office/drawing/2016/5/13/chartex" xmlns:cx8="http://schemas.microsoft.com/office/drawing/2016/5/14/chartex" xmlns:mc="http://schemas.openxmlformats.org/markup-compatibility/2006" xmlns:aink="http://schemas.microsoft.com/office/drawing/2016/ink" xmlns:am3d="http://schemas.microsoft.com/office/drawing/2017/model3d" xmlns:o="urn:schemas-microsoft-com:office:office" xmlns:oel="http://schemas.microsoft.com/office/2019/extlst" xmlns:r="http://schemas.openxmlformats.org/officeDocument/2006/relationships" xmlns:m="http://schemas.openxmlformats.org/officeDocument/2006/math" xmlns:v="urn:schemas-microsoft-com:vml" xmlns:wp14="http://schemas.microsoft.com/office/word/2010/wordprocessingDrawing" xmlns:wp="http://schemas.openxmlformats.org/drawingml/2006/wordprocessingDrawing" xmlns:w10="urn:schemas-microsoft-com:office:word" xmlns:w="http://schemas.openxmlformats.org/wordprocessingml/2006/main" xmlns:w14="http://schemas.microsoft.com/office/word/2010/wordml" xmlns:w15="http://schemas.microsoft.com/office/word/2012/wordml" xmlns:w16cex="http://schemas.microsoft.com/office/word/2018/wordml/cex" xmlns:w16cid="http://schemas.microsoft.com/office/word/2016/wordml/cid" xmlns:w16="http://schemas.microsoft.com/office/word/2018/wordml" xmlns:w16du="http://schemas.microsoft.com/office/word/2023/wordml/word16du" xmlns:w16sdtdh="http://schemas.microsoft.com/office/word/2020/wordml/sdtdatahash" xmlns:w16sdtfl="http://schemas.microsoft.com/office/word/2024/wordml/sdtformatlock" xmlns:w16se="http://schemas.microsoft.com/office/word/2015/wordml/symex" xmlns:wpg="http://schemas.microsoft.com/office/word/2010/wordprocessingGroup" xmlns:wpi="http://schemas.microsoft.com/office/word/2010/wordprocessingInk" xmlns:wne="http://schemas.microsoft.com/office/word/2006/wordml" xmlns:wps="http://schemas.microsoft.com/office/word/2010/wordprocessingShape" mc:Ignorable="w14 w15 w16se w16cid w16 w16cex w16sdtdh w16sdtfl w16du wp14">
+<w:footnotes xmlns:wpc="http://schemas.microsoft.com/office/word/2010/wordprocessingCanvas" xmlns:cx="http://schemas.microsoft.com/office/drawing/2014/chartex" xmlns:cx1="http://schemas.microsoft.com/office/drawing/2015/9/8/chartex" xmlns:cx2="http://schemas.microsoft.com/office/drawing/2015/10/21/chartex" xmlns:cx3="http://schemas.microsoft.com/office/drawing/2016/5/9/chartex" xmlns:cx4="http://schemas.microsoft.com/office/drawing/2016/5/10/chartex" xmlns:cx5="http://schemas.microsoft.com/office/drawing/2016/5/11/chartex" xmlns:cx6="http://schemas.microsoft.com/office/drawing/2016/5/12/chartex" xmlns:cx7="http://schemas.microsoft.com/office/drawing/2016/5/13/chartex" xmlns:cx8="http://schemas.microsoft.com/office/drawing/2016/5/14/chartex" xmlns:mc="http://schemas.openxmlformats.org/markup-compatibility/2006" xmlns:aink="http://schemas.microsoft.com/office/drawing/2016/ink" xmlns:am3d="http://schemas.microsoft.com/office/drawing/2017/model3d" xmlns:o="urn:schemas-microsoft-com:office:office" xmlns:r="http://schemas.openxmlformats.org/officeDocument/2006/relationships" xmlns:m="http://schemas.openxmlformats.org/officeDocument/2006/math" xmlns:v="urn:schemas-microsoft-com:vml" xmlns:wp14="http://schemas.microsoft.com/office/word/2010/wordprocessingDrawing" xmlns:wp="http://schemas.openxmlformats.org/drawingml/2006/wordprocessingDrawing" xmlns:w10="urn:schemas-microsoft-com:office:word" xmlns:w="http://schemas.openxmlformats.org/wordprocessingml/2006/main" xmlns:w14="http://schemas.microsoft.com/office/word/2010/wordml" xmlns:w15="http://schemas.microsoft.com/office/word/2012/wordml" xmlns:w16cex="http://schemas.microsoft.com/office/word/2018/wordml/cex" xmlns:w16cid="http://schemas.microsoft.com/office/word/2016/wordml/cid" xmlns:w16="http://schemas.microsoft.com/office/word/2018/wordml" xmlns:w16sdtdh="http://schemas.microsoft.com/office/word/2020/wordml/sdtdatahash" xmlns:w16se="http://schemas.microsoft.com/office/word/2015/wordml/symex" xmlns:wpg="http://schemas.microsoft.com/office/word/2010/wordprocessingGroup" xmlns:wpi="http://schemas.microsoft.com/office/word/2010/wordprocessingInk" xmlns:wne="http://schemas.microsoft.com/office/word/2006/wordml" xmlns:wps="http://schemas.microsoft.com/office/word/2010/wordprocessingShape" mc:Ignorable="w14 w15 w16se w16cid w16 w16cex w16sdtdh wp14">
   <w:footnote w:type="separator" w:id="-1">
     <w:p>
       <w:pPr>
@@ -1055,7 +1390,7 @@
 </file>
 
 <file path=word/header1.xml><?xml version="1.0" encoding="utf-8"?>
-<w:hdr xmlns:wpc="http://schemas.microsoft.com/office/word/2010/wordprocessingCanvas" xmlns:cx="http://schemas.microsoft.com/office/drawing/2014/chartex" xmlns:cx1="http://schemas.microsoft.com/office/drawing/2015/9/8/chartex" xmlns:cx2="http://schemas.microsoft.com/office/drawing/2015/10/21/chartex" xmlns:cx3="http://schemas.microsoft.com/office/drawing/2016/5/9/chartex" xmlns:cx4="http://schemas.microsoft.com/office/drawing/2016/5/10/chartex" xmlns:cx5="http://schemas.microsoft.com/office/drawing/2016/5/11/chartex" xmlns:cx6="http://schemas.microsoft.com/office/drawing/2016/5/12/chartex" xmlns:cx7="http://schemas.microsoft.com/office/drawing/2016/5/13/chartex" xmlns:cx8="http://schemas.microsoft.com/office/drawing/2016/5/14/chartex" xmlns:mc="http://schemas.openxmlformats.org/markup-compatibility/2006" xmlns:aink="http://schemas.microsoft.com/office/drawing/2016/ink" xmlns:am3d="http://schemas.microsoft.com/office/drawing/2017/model3d" xmlns:o="urn:schemas-microsoft-com:office:office" xmlns:oel="http://schemas.microsoft.com/office/2019/extlst" xmlns:r="http://schemas.openxmlformats.org/officeDocument/2006/relationships" xmlns:m="http://schemas.openxmlformats.org/officeDocument/2006/math" xmlns:v="urn:schemas-microsoft-com:vml" xmlns:wp14="http://schemas.microsoft.com/office/word/2010/wordprocessingDrawing" xmlns:wp="http://schemas.openxmlformats.org/drawingml/2006/wordprocessingDrawing" xmlns:w10="urn:schemas-microsoft-com:office:word" xmlns:w="http://schemas.openxmlformats.org/wordprocessingml/2006/main" xmlns:w14="http://schemas.microsoft.com/office/word/2010/wordml" xmlns:w15="http://schemas.microsoft.com/office/word/2012/wordml" xmlns:w16cex="http://schemas.microsoft.com/office/word/2018/wordml/cex" xmlns:w16cid="http://schemas.microsoft.com/office/word/2016/wordml/cid" xmlns:w16="http://schemas.microsoft.com/office/word/2018/wordml" xmlns:w16du="http://schemas.microsoft.com/office/word/2023/wordml/word16du" xmlns:w16sdtdh="http://schemas.microsoft.com/office/word/2020/wordml/sdtdatahash" xmlns:w16sdtfl="http://schemas.microsoft.com/office/word/2024/wordml/sdtformatlock" xmlns:w16se="http://schemas.microsoft.com/office/word/2015/wordml/symex" xmlns:wpg="http://schemas.microsoft.com/office/word/2010/wordprocessingGroup" xmlns:wpi="http://schemas.microsoft.com/office/word/2010/wordprocessingInk" xmlns:wne="http://schemas.microsoft.com/office/word/2006/wordml" xmlns:wps="http://schemas.microsoft.com/office/word/2010/wordprocessingShape" mc:Ignorable="w14 w15 w16se w16cid w16 w16cex w16sdtdh w16sdtfl w16du wp14">
+<w:hdr xmlns:wpc="http://schemas.microsoft.com/office/word/2010/wordprocessingCanvas" xmlns:cx="http://schemas.microsoft.com/office/drawing/2014/chartex" xmlns:cx1="http://schemas.microsoft.com/office/drawing/2015/9/8/chartex" xmlns:cx2="http://schemas.microsoft.com/office/drawing/2015/10/21/chartex" xmlns:cx3="http://schemas.microsoft.com/office/drawing/2016/5/9/chartex" xmlns:cx4="http://schemas.microsoft.com/office/drawing/2016/5/10/chartex" xmlns:cx5="http://schemas.microsoft.com/office/drawing/2016/5/11/chartex" xmlns:cx6="http://schemas.microsoft.com/office/drawing/2016/5/12/chartex" xmlns:cx7="http://schemas.microsoft.com/office/drawing/2016/5/13/chartex" xmlns:cx8="http://schemas.microsoft.com/office/drawing/2016/5/14/chartex" xmlns:mc="http://schemas.openxmlformats.org/markup-compatibility/2006" xmlns:aink="http://schemas.microsoft.com/office/drawing/2016/ink" xmlns:am3d="http://schemas.microsoft.com/office/drawing/2017/model3d" xmlns:o="urn:schemas-microsoft-com:office:office" xmlns:r="http://schemas.openxmlformats.org/officeDocument/2006/relationships" xmlns:m="http://schemas.openxmlformats.org/officeDocument/2006/math" xmlns:v="urn:schemas-microsoft-com:vml" xmlns:wp14="http://schemas.microsoft.com/office/word/2010/wordprocessingDrawing" xmlns:wp="http://schemas.openxmlformats.org/drawingml/2006/wordprocessingDrawing" xmlns:w10="urn:schemas-microsoft-com:office:word" xmlns:w="http://schemas.openxmlformats.org/wordprocessingml/2006/main" xmlns:w14="http://schemas.microsoft.com/office/word/2010/wordml" xmlns:w15="http://schemas.microsoft.com/office/word/2012/wordml" xmlns:w16cex="http://schemas.microsoft.com/office/word/2018/wordml/cex" xmlns:w16cid="http://schemas.microsoft.com/office/word/2016/wordml/cid" xmlns:w16="http://schemas.microsoft.com/office/word/2018/wordml" xmlns:w16sdtdh="http://schemas.microsoft.com/office/word/2020/wordml/sdtdatahash" xmlns:w16se="http://schemas.microsoft.com/office/word/2015/wordml/symex" xmlns:wpg="http://schemas.microsoft.com/office/word/2010/wordprocessingGroup" xmlns:wpi="http://schemas.microsoft.com/office/word/2010/wordprocessingInk" xmlns:wne="http://schemas.microsoft.com/office/word/2006/wordml" xmlns:wps="http://schemas.microsoft.com/office/word/2010/wordprocessingShape" mc:Ignorable="w14 w15 w16se w16cid w16 w16cex w16sdtdh wp14">
   <w:p>
     <w:pPr>
       <w:pStyle w:val="Encabezado"/>
@@ -1065,7 +1400,7 @@
 </file>
 
 <file path=word/header2.xml><?xml version="1.0" encoding="utf-8"?>
-<w:hdr xmlns:wpc="http://schemas.microsoft.com/office/word/2010/wordprocessingCanvas" xmlns:cx="http://schemas.microsoft.com/office/drawing/2014/chartex" xmlns:cx1="http://schemas.microsoft.com/office/drawing/2015/9/8/chartex" xmlns:cx2="http://schemas.microsoft.com/office/drawing/2015/10/21/chartex" xmlns:cx3="http://schemas.microsoft.com/office/drawing/2016/5/9/chartex" xmlns:cx4="http://schemas.microsoft.com/office/drawing/2016/5/10/chartex" xmlns:cx5="http://schemas.microsoft.com/office/drawing/2016/5/11/chartex" xmlns:cx6="http://schemas.microsoft.com/office/drawing/2016/5/12/chartex" xmlns:cx7="http://schemas.microsoft.com/office/drawing/2016/5/13/chartex" xmlns:cx8="http://schemas.microsoft.com/office/drawing/2016/5/14/chartex" xmlns:mc="http://schemas.openxmlformats.org/markup-compatibility/2006" xmlns:aink="http://schemas.microsoft.com/office/drawing/2016/ink" xmlns:am3d="http://schemas.microsoft.com/office/drawing/2017/model3d" xmlns:o="urn:schemas-microsoft-com:office:office" xmlns:oel="http://schemas.microsoft.com/office/2019/extlst" xmlns:r="http://schemas.openxmlformats.org/officeDocument/2006/relationships" xmlns:m="http://schemas.openxmlformats.org/officeDocument/2006/math" xmlns:v="urn:schemas-microsoft-com:vml" xmlns:wp14="http://schemas.microsoft.com/office/word/2010/wordprocessingDrawing" xmlns:wp="http://schemas.openxmlformats.org/drawingml/2006/wordprocessingDrawing" xmlns:w10="urn:schemas-microsoft-com:office:word" xmlns:w="http://schemas.openxmlformats.org/wordprocessingml/2006/main" xmlns:w14="http://schemas.microsoft.com/office/word/2010/wordml" xmlns:w15="http://schemas.microsoft.com/office/word/2012/wordml" xmlns:w16cex="http://schemas.microsoft.com/office/word/2018/wordml/cex" xmlns:w16cid="http://schemas.microsoft.com/office/word/2016/wordml/cid" xmlns:w16="http://schemas.microsoft.com/office/word/2018/wordml" xmlns:w16du="http://schemas.microsoft.com/office/word/2023/wordml/word16du" xmlns:w16sdtdh="http://schemas.microsoft.com/office/word/2020/wordml/sdtdatahash" xmlns:w16sdtfl="http://schemas.microsoft.com/office/word/2024/wordml/sdtformatlock" xmlns:w16se="http://schemas.microsoft.com/office/word/2015/wordml/symex" xmlns:wpg="http://schemas.microsoft.com/office/word/2010/wordprocessingGroup" xmlns:wpi="http://schemas.microsoft.com/office/word/2010/wordprocessingInk" xmlns:wne="http://schemas.microsoft.com/office/word/2006/wordml" xmlns:wps="http://schemas.microsoft.com/office/word/2010/wordprocessingShape" mc:Ignorable="w14 w15 w16se w16cid w16 w16cex w16sdtdh w16sdtfl w16du wp14">
+<w:hdr xmlns:wpc="http://schemas.microsoft.com/office/word/2010/wordprocessingCanvas" xmlns:cx="http://schemas.microsoft.com/office/drawing/2014/chartex" xmlns:cx1="http://schemas.microsoft.com/office/drawing/2015/9/8/chartex" xmlns:cx2="http://schemas.microsoft.com/office/drawing/2015/10/21/chartex" xmlns:cx3="http://schemas.microsoft.com/office/drawing/2016/5/9/chartex" xmlns:cx4="http://schemas.microsoft.com/office/drawing/2016/5/10/chartex" xmlns:cx5="http://schemas.microsoft.com/office/drawing/2016/5/11/chartex" xmlns:cx6="http://schemas.microsoft.com/office/drawing/2016/5/12/chartex" xmlns:cx7="http://schemas.microsoft.com/office/drawing/2016/5/13/chartex" xmlns:cx8="http://schemas.microsoft.com/office/drawing/2016/5/14/chartex" xmlns:mc="http://schemas.openxmlformats.org/markup-compatibility/2006" xmlns:aink="http://schemas.microsoft.com/office/drawing/2016/ink" xmlns:am3d="http://schemas.microsoft.com/office/drawing/2017/model3d" xmlns:o="urn:schemas-microsoft-com:office:office" xmlns:r="http://schemas.openxmlformats.org/officeDocument/2006/relationships" xmlns:m="http://schemas.openxmlformats.org/officeDocument/2006/math" xmlns:v="urn:schemas-microsoft-com:vml" xmlns:wp14="http://schemas.microsoft.com/office/word/2010/wordprocessingDrawing" xmlns:wp="http://schemas.openxmlformats.org/drawingml/2006/wordprocessingDrawing" xmlns:w10="urn:schemas-microsoft-com:office:word" xmlns:w="http://schemas.openxmlformats.org/wordprocessingml/2006/main" xmlns:w14="http://schemas.microsoft.com/office/word/2010/wordml" xmlns:w15="http://schemas.microsoft.com/office/word/2012/wordml" xmlns:w16cex="http://schemas.microsoft.com/office/word/2018/wordml/cex" xmlns:w16cid="http://schemas.microsoft.com/office/word/2016/wordml/cid" xmlns:w16="http://schemas.microsoft.com/office/word/2018/wordml" xmlns:w16sdtdh="http://schemas.microsoft.com/office/word/2020/wordml/sdtdatahash" xmlns:w16se="http://schemas.microsoft.com/office/word/2015/wordml/symex" xmlns:wpg="http://schemas.microsoft.com/office/word/2010/wordprocessingGroup" xmlns:wpi="http://schemas.microsoft.com/office/word/2010/wordprocessingInk" xmlns:wne="http://schemas.microsoft.com/office/word/2006/wordml" xmlns:wps="http://schemas.microsoft.com/office/word/2010/wordprocessingShape" mc:Ignorable="w14 w15 w16se w16cid w16 w16cex w16sdtdh wp14">
   <w:p>
     <w:pPr>
       <w:pStyle w:val="Encabezado"/>
@@ -1123,7 +1458,7 @@
 </file>
 
 <file path=word/header3.xml><?xml version="1.0" encoding="utf-8"?>
-<w:hdr xmlns:wpc="http://schemas.microsoft.com/office/word/2010/wordprocessingCanvas" xmlns:cx="http://schemas.microsoft.com/office/drawing/2014/chartex" xmlns:cx1="http://schemas.microsoft.com/office/drawing/2015/9/8/chartex" xmlns:cx2="http://schemas.microsoft.com/office/drawing/2015/10/21/chartex" xmlns:cx3="http://schemas.microsoft.com/office/drawing/2016/5/9/chartex" xmlns:cx4="http://schemas.microsoft.com/office/drawing/2016/5/10/chartex" xmlns:cx5="http://schemas.microsoft.com/office/drawing/2016/5/11/chartex" xmlns:cx6="http://schemas.microsoft.com/office/drawing/2016/5/12/chartex" xmlns:cx7="http://schemas.microsoft.com/office/drawing/2016/5/13/chartex" xmlns:cx8="http://schemas.microsoft.com/office/drawing/2016/5/14/chartex" xmlns:mc="http://schemas.openxmlformats.org/markup-compatibility/2006" xmlns:aink="http://schemas.microsoft.com/office/drawing/2016/ink" xmlns:am3d="http://schemas.microsoft.com/office/drawing/2017/model3d" xmlns:o="urn:schemas-microsoft-com:office:office" xmlns:oel="http://schemas.microsoft.com/office/2019/extlst" xmlns:r="http://schemas.openxmlformats.org/officeDocument/2006/relationships" xmlns:m="http://schemas.openxmlformats.org/officeDocument/2006/math" xmlns:v="urn:schemas-microsoft-com:vml" xmlns:wp14="http://schemas.microsoft.com/office/word/2010/wordprocessingDrawing" xmlns:wp="http://schemas.openxmlformats.org/drawingml/2006/wordprocessingDrawing" xmlns:w10="urn:schemas-microsoft-com:office:word" xmlns:w="http://schemas.openxmlformats.org/wordprocessingml/2006/main" xmlns:w14="http://schemas.microsoft.com/office/word/2010/wordml" xmlns:w15="http://schemas.microsoft.com/office/word/2012/wordml" xmlns:w16cex="http://schemas.microsoft.com/office/word/2018/wordml/cex" xmlns:w16cid="http://schemas.microsoft.com/office/word/2016/wordml/cid" xmlns:w16="http://schemas.microsoft.com/office/word/2018/wordml" xmlns:w16du="http://schemas.microsoft.com/office/word/2023/wordml/word16du" xmlns:w16sdtdh="http://schemas.microsoft.com/office/word/2020/wordml/sdtdatahash" xmlns:w16sdtfl="http://schemas.microsoft.com/office/word/2024/wordml/sdtformatlock" xmlns:w16se="http://schemas.microsoft.com/office/word/2015/wordml/symex" xmlns:wpg="http://schemas.microsoft.com/office/word/2010/wordprocessingGroup" xmlns:wpi="http://schemas.microsoft.com/office/word/2010/wordprocessingInk" xmlns:wne="http://schemas.microsoft.com/office/word/2006/wordml" xmlns:wps="http://schemas.microsoft.com/office/word/2010/wordprocessingShape" mc:Ignorable="w14 w15 w16se w16cid w16 w16cex w16sdtdh w16sdtfl w16du wp14">
+<w:hdr xmlns:wpc="http://schemas.microsoft.com/office/word/2010/wordprocessingCanvas" xmlns:cx="http://schemas.microsoft.com/office/drawing/2014/chartex" xmlns:cx1="http://schemas.microsoft.com/office/drawing/2015/9/8/chartex" xmlns:cx2="http://schemas.microsoft.com/office/drawing/2015/10/21/chartex" xmlns:cx3="http://schemas.microsoft.com/office/drawing/2016/5/9/chartex" xmlns:cx4="http://schemas.microsoft.com/office/drawing/2016/5/10/chartex" xmlns:cx5="http://schemas.microsoft.com/office/drawing/2016/5/11/chartex" xmlns:cx6="http://schemas.microsoft.com/office/drawing/2016/5/12/chartex" xmlns:cx7="http://schemas.microsoft.com/office/drawing/2016/5/13/chartex" xmlns:cx8="http://schemas.microsoft.com/office/drawing/2016/5/14/chartex" xmlns:mc="http://schemas.openxmlformats.org/markup-compatibility/2006" xmlns:aink="http://schemas.microsoft.com/office/drawing/2016/ink" xmlns:am3d="http://schemas.microsoft.com/office/drawing/2017/model3d" xmlns:o="urn:schemas-microsoft-com:office:office" xmlns:r="http://schemas.openxmlformats.org/officeDocument/2006/relationships" xmlns:m="http://schemas.openxmlformats.org/officeDocument/2006/math" xmlns:v="urn:schemas-microsoft-com:vml" xmlns:wp14="http://schemas.microsoft.com/office/word/2010/wordprocessingDrawing" xmlns:wp="http://schemas.openxmlformats.org/drawingml/2006/wordprocessingDrawing" xmlns:w10="urn:schemas-microsoft-com:office:word" xmlns:w="http://schemas.openxmlformats.org/wordprocessingml/2006/main" xmlns:w14="http://schemas.microsoft.com/office/word/2010/wordml" xmlns:w15="http://schemas.microsoft.com/office/word/2012/wordml" xmlns:w16cex="http://schemas.microsoft.com/office/word/2018/wordml/cex" xmlns:w16cid="http://schemas.microsoft.com/office/word/2016/wordml/cid" xmlns:w16="http://schemas.microsoft.com/office/word/2018/wordml" xmlns:w16sdtdh="http://schemas.microsoft.com/office/word/2020/wordml/sdtdatahash" xmlns:w16se="http://schemas.microsoft.com/office/word/2015/wordml/symex" xmlns:wpg="http://schemas.microsoft.com/office/word/2010/wordprocessingGroup" xmlns:wpi="http://schemas.microsoft.com/office/word/2010/wordprocessingInk" xmlns:wne="http://schemas.microsoft.com/office/word/2006/wordml" xmlns:wps="http://schemas.microsoft.com/office/word/2010/wordprocessingShape" mc:Ignorable="w14 w15 w16se w16cid w16 w16cex w16sdtdh wp14">
   <w:p>
     <w:pPr>
       <w:pStyle w:val="Encabezado"/>
@@ -1133,7 +1468,7 @@
 </file>
 
 <file path=word/styles.xml><?xml version="1.0" encoding="utf-8"?>
-<w:styles xmlns:mc="http://schemas.openxmlformats.org/markup-compatibility/2006" xmlns:r="http://schemas.openxmlformats.org/officeDocument/2006/relationships" xmlns:w="http://schemas.openxmlformats.org/wordprocessingml/2006/main" xmlns:w14="http://schemas.microsoft.com/office/word/2010/wordml" xmlns:w15="http://schemas.microsoft.com/office/word/2012/wordml" xmlns:w16cex="http://schemas.microsoft.com/office/word/2018/wordml/cex" xmlns:w16cid="http://schemas.microsoft.com/office/word/2016/wordml/cid" xmlns:w16="http://schemas.microsoft.com/office/word/2018/wordml" xmlns:w16du="http://schemas.microsoft.com/office/word/2023/wordml/word16du" xmlns:w16sdtdh="http://schemas.microsoft.com/office/word/2020/wordml/sdtdatahash" xmlns:w16sdtfl="http://schemas.microsoft.com/office/word/2024/wordml/sdtformatlock" xmlns:w16se="http://schemas.microsoft.com/office/word/2015/wordml/symex" mc:Ignorable="w14 w15 w16se w16cid w16 w16cex w16sdtdh w16sdtfl w16du">
+<w:styles xmlns:mc="http://schemas.openxmlformats.org/markup-compatibility/2006" xmlns:r="http://schemas.openxmlformats.org/officeDocument/2006/relationships" xmlns:w="http://schemas.openxmlformats.org/wordprocessingml/2006/main" xmlns:w14="http://schemas.microsoft.com/office/word/2010/wordml" xmlns:w15="http://schemas.microsoft.com/office/word/2012/wordml" xmlns:w16cex="http://schemas.microsoft.com/office/word/2018/wordml/cex" xmlns:w16cid="http://schemas.microsoft.com/office/word/2016/wordml/cid" xmlns:w16="http://schemas.microsoft.com/office/word/2018/wordml" xmlns:w16sdtdh="http://schemas.microsoft.com/office/word/2020/wordml/sdtdatahash" xmlns:w16se="http://schemas.microsoft.com/office/word/2015/wordml/symex" mc:Ignorable="w14 w15 w16se w16cid w16 w16cex w16sdtdh">
   <w:docDefaults>
     <w:rPrDefault>
       <w:rPr>
@@ -1636,6 +1971,29 @@
       <w:sz w:val="22"/>
     </w:rPr>
   </w:style>
+  <w:style w:type="table" w:styleId="Tablaconcuadrcula">
+    <w:name w:val="Table Grid"/>
+    <w:basedOn w:val="Tablanormal"/>
+    <w:uiPriority w:val="39"/>
+    <w:rsid w:val="00C64F83"/>
+    <w:pPr>
+      <w:spacing w:after="0" w:line="240" w:lineRule="auto"/>
+    </w:pPr>
+    <w:rPr>
+      <w:rFonts w:eastAsiaTheme="minorHAnsi"/>
+      <w:lang w:eastAsia="en-US"/>
+    </w:rPr>
+    <w:tblPr>
+      <w:tblBorders>
+        <w:top w:val="single" w:sz="4" w:space="0" w:color="auto"/>
+        <w:left w:val="single" w:sz="4" w:space="0" w:color="auto"/>
+        <w:bottom w:val="single" w:sz="4" w:space="0" w:color="auto"/>
+        <w:right w:val="single" w:sz="4" w:space="0" w:color="auto"/>
+        <w:insideH w:val="single" w:sz="4" w:space="0" w:color="auto"/>
+        <w:insideV w:val="single" w:sz="4" w:space="0" w:color="auto"/>
+      </w:tblBorders>
+    </w:tblPr>
+  </w:style>
 </w:styles>
 </file>
 
